--- a/lessons/2-7/downloads/reveal/teacher/2.7-session-1-prerequisite-practice-b.docx
+++ b/lessons/2-7/downloads/reveal/teacher/2.7-session-1-prerequisite-practice-b.docx
@@ -15,10 +15,28 @@
         <w:rPr>
           <w:rFonts w:ascii="Avenir Next" w:hAnsi="Avenir Next" w:cs="Avenir Next" w:eastAsia="Avenir Next"/>
           <w:color w:val="1A1A1A"/>
+          <w:sz w:val="22"/>
+          <w:szCs w:val="20"/>
+        </w:rPr>
+        <w:t xml:space="preserve">Name</w:t>
+      </w:r>
+      <w:r>
+        <w:rPr>
+          <w:rFonts w:ascii="Avenir Next" w:hAnsi="Avenir Next" w:cs="Avenir Next" w:eastAsia="Avenir Next"/>
+          <w:color w:val="1A1A1A"/>
           <w:sz w:val="20"/>
           <w:szCs w:val="20"/>
         </w:rPr>
-        <w:t xml:space="preserve">Name</w:t>
+        <w:tab/>
+      </w:r>
+      <w:r>
+        <w:rPr>
+          <w:rFonts w:ascii="Avenir Next" w:hAnsi="Avenir Next" w:cs="Avenir Next" w:eastAsia="Avenir Next"/>
+          <w:color w:val="1A1A1A"/>
+          <w:sz w:val="22"/>
+          <w:szCs w:val="20"/>
+        </w:rPr>
+        <w:t xml:space="preserve">   Date</w:t>
       </w:r>
       <w:r>
         <w:rPr>
@@ -33,25 +51,7 @@
         <w:rPr>
           <w:rFonts w:ascii="Avenir Next" w:hAnsi="Avenir Next" w:cs="Avenir Next" w:eastAsia="Avenir Next"/>
           <w:color w:val="1A1A1A"/>
-          <w:sz w:val="20"/>
-          <w:szCs w:val="20"/>
-        </w:rPr>
-        <w:t xml:space="preserve">   Date</w:t>
-      </w:r>
-      <w:r>
-        <w:rPr>
-          <w:rFonts w:ascii="Avenir Next" w:hAnsi="Avenir Next" w:cs="Avenir Next" w:eastAsia="Avenir Next"/>
-          <w:color w:val="1A1A1A"/>
-          <w:sz w:val="20"/>
-          <w:szCs w:val="20"/>
-        </w:rPr>
-        <w:tab/>
-      </w:r>
-      <w:r>
-        <w:rPr>
-          <w:rFonts w:ascii="Avenir Next" w:hAnsi="Avenir Next" w:cs="Avenir Next" w:eastAsia="Avenir Next"/>
-          <w:color w:val="1A1A1A"/>
-          <w:sz w:val="20"/>
+          <w:sz w:val="22"/>
           <w:szCs w:val="20"/>
         </w:rPr>
         <w:t xml:space="preserve">   Period</w:t>
@@ -78,7 +78,7 @@
           <w:caps/>
           <w:color w:val="003A70"/>
           <w:spacing w:val="12"/>
-          <w:sz w:val="19"/>
+          <w:sz w:val="22"/>
           <w:szCs w:val="19"/>
         </w:rPr>
         <w:t xml:space="preserve">Lesson 2-7  ·  Session 1  ·  Prerequisite Practice B  ·  Skill 1 of 2</w:t>
@@ -86,6 +86,7 @@
     </w:p>
     <w:p>
       <w:pPr>
+        <w:pStyle w:val="Heading1"/>
         <w:keepNext/>
         <w:spacing w:before="0" w:after="10" w:line="240" w:lineRule="auto"/>
       </w:pPr>
@@ -111,7 +112,7 @@
         <w:rPr>
           <w:rFonts w:ascii="Avenir Next" w:hAnsi="Avenir Next" w:cs="Avenir Next" w:eastAsia="Avenir Next"/>
           <w:color w:val="5A5F66"/>
-          <w:sz w:val="17"/>
+          <w:sz w:val="22"/>
           <w:szCs w:val="17"/>
         </w:rPr>
         <w:t xml:space="preserve">Builds on Grade 5 · 5.NBT.A.3</w:t>
@@ -154,6 +155,7 @@
           </w:tcPr>
           <w:p>
             <w:pPr>
+              <w:pStyle w:val="Heading2"/>
               <w:spacing w:before="0" w:after="0" w:line="252" w:lineRule="auto"/>
             </w:pPr>
             <w:r>
@@ -183,7 +185,7 @@
               <w:rPr>
                 <w:rFonts w:ascii="Avenir Next" w:hAnsi="Avenir Next" w:cs="Avenir Next" w:eastAsia="Avenir Next"/>
                 <w:color w:val="1A1A1A"/>
-                <w:sz w:val="20"/>
+                <w:sz w:val="22"/>
                 <w:szCs w:val="20"/>
               </w:rPr>
               <w:t xml:space="preserve">Marisol has 2 tenths left over in 23.4 ÷ 8. She writes 23.4 as 23.40 and keeps dividing.</w:t>
@@ -203,6 +205,7 @@
           </w:tcPr>
           <w:p>
             <w:pPr>
+              <w:pStyle w:val="Heading2"/>
               <w:spacing w:before="0" w:after="0" w:line="252" w:lineRule="auto"/>
             </w:pPr>
             <w:r>
@@ -232,7 +235,7 @@
               <w:rPr>
                 <w:rFonts w:ascii="Avenir Next" w:hAnsi="Avenir Next" w:cs="Avenir Next" w:eastAsia="Avenir Next"/>
                 <w:color w:val="1A1A1A"/>
-                <w:sz w:val="20"/>
+                <w:sz w:val="22"/>
                 <w:szCs w:val="20"/>
               </w:rPr>
               <w:t xml:space="preserve">Write zeros after the last decimal digit, like 2.3 = 2.30 = 2.300.  </w:t>
@@ -242,7 +245,7 @@
                 <w:rFonts w:ascii="Avenir Next" w:hAnsi="Avenir Next" w:cs="Avenir Next" w:eastAsia="Avenir Next"/>
                 <w:b/>
                 <w:color w:val="1A1A1A"/>
-                <w:sz w:val="20"/>
+                <w:sz w:val="22"/>
                 <w:szCs w:val="20"/>
               </w:rPr>
               <w:t xml:space="preserve">You will use it in Practice Form A, problem 4.</w:t>
@@ -253,6 +256,7 @@
     </w:tbl>
     <w:p>
       <w:pPr>
+        <w:pStyle w:val="Heading2"/>
         <w:keepNext/>
         <w:pBdr>
           <w:bottom w:val="single" w:sz="8" w:space="3" w:color="003A70"/>
@@ -268,7 +272,7 @@
           <w:b/>
           <w:color w:val="003A70"/>
           <w:spacing w:val="14"/>
-          <w:sz w:val="19"/>
+          <w:sz w:val="22"/>
           <w:szCs w:val="19"/>
         </w:rPr>
         <w:t xml:space="preserve">STEPS TO FOLLOW</w:t>
@@ -287,7 +291,7 @@
           <w:rFonts w:ascii="Avenir Next" w:hAnsi="Avenir Next" w:cs="Avenir Next" w:eastAsia="Avenir Next"/>
           <w:i/>
           <w:color w:val="5A5F66"/>
-          <w:sz w:val="17"/>
+          <w:sz w:val="22"/>
           <w:szCs w:val="17"/>
         </w:rPr>
         <w:t xml:space="preserve">use these same steps on every problem</w:t>
@@ -329,6 +333,7 @@
           </w:tcPr>
           <w:p>
             <w:pPr>
+              <w:pStyle w:val="Heading1"/>
               <w:spacing w:before="0" w:after="0" w:line="240" w:lineRule="auto"/>
               <w:jc w:val="center"/>
             </w:pPr>
@@ -357,7 +362,7 @@
               <w:rPr>
                 <w:rFonts w:ascii="Avenir Next" w:hAnsi="Avenir Next" w:cs="Avenir Next" w:eastAsia="Avenir Next"/>
                 <w:color w:val="1A1A1A"/>
-                <w:sz w:val="21"/>
+                <w:sz w:val="22"/>
                 <w:szCs w:val="21"/>
               </w:rPr>
               <w:t xml:space="preserve">Find the </w:t>
@@ -367,7 +372,7 @@
                 <w:rFonts w:ascii="Avenir Next" w:hAnsi="Avenir Next" w:cs="Avenir Next" w:eastAsia="Avenir Next"/>
                 <w:b/>
                 <w:color w:val="1A1A1A"/>
-                <w:sz w:val="21"/>
+                <w:sz w:val="22"/>
                 <w:szCs w:val="21"/>
               </w:rPr>
               <w:t xml:space="preserve">last digit</w:t>
@@ -376,7 +381,7 @@
               <w:rPr>
                 <w:rFonts w:ascii="Avenir Next" w:hAnsi="Avenir Next" w:cs="Avenir Next" w:eastAsia="Avenir Next"/>
                 <w:color w:val="1A1A1A"/>
-                <w:sz w:val="21"/>
+                <w:sz w:val="22"/>
                 <w:szCs w:val="21"/>
               </w:rPr>
               <w:t xml:space="preserve"> after the decimal point.</w:t>
@@ -395,6 +400,7 @@
           </w:tcPr>
           <w:p>
             <w:pPr>
+              <w:pStyle w:val="Heading1"/>
               <w:spacing w:before="0" w:after="0" w:line="240" w:lineRule="auto"/>
               <w:jc w:val="center"/>
             </w:pPr>
@@ -424,7 +430,7 @@
                 <w:rFonts w:ascii="Avenir Next" w:hAnsi="Avenir Next" w:cs="Avenir Next" w:eastAsia="Avenir Next"/>
                 <w:b/>
                 <w:color w:val="1A1A1A"/>
-                <w:sz w:val="21"/>
+                <w:sz w:val="22"/>
                 <w:szCs w:val="21"/>
               </w:rPr>
               <w:t xml:space="preserve">Write</w:t>
@@ -433,7 +439,7 @@
               <w:rPr>
                 <w:rFonts w:ascii="Avenir Next" w:hAnsi="Avenir Next" w:cs="Avenir Next" w:eastAsia="Avenir Next"/>
                 <w:color w:val="1A1A1A"/>
-                <w:sz w:val="21"/>
+                <w:sz w:val="22"/>
                 <w:szCs w:val="21"/>
               </w:rPr>
               <w:t xml:space="preserve"> a zero after it.</w:t>
@@ -452,6 +458,7 @@
           </w:tcPr>
           <w:p>
             <w:pPr>
+              <w:pStyle w:val="Heading1"/>
               <w:spacing w:before="0" w:after="0" w:line="240" w:lineRule="auto"/>
               <w:jc w:val="center"/>
             </w:pPr>
@@ -481,7 +488,7 @@
                 <w:rFonts w:ascii="Avenir Next" w:hAnsi="Avenir Next" w:cs="Avenir Next" w:eastAsia="Avenir Next"/>
                 <w:b/>
                 <w:color w:val="1A1A1A"/>
-                <w:sz w:val="21"/>
+                <w:sz w:val="22"/>
                 <w:szCs w:val="21"/>
               </w:rPr>
               <w:t xml:space="preserve">Check</w:t>
@@ -490,7 +497,7 @@
               <w:rPr>
                 <w:rFonts w:ascii="Avenir Next" w:hAnsi="Avenir Next" w:cs="Avenir Next" w:eastAsia="Avenir Next"/>
                 <w:color w:val="1A1A1A"/>
-                <w:sz w:val="21"/>
+                <w:sz w:val="22"/>
                 <w:szCs w:val="21"/>
               </w:rPr>
               <w:t xml:space="preserve">: the value stays the same.</w:t>
@@ -501,6 +508,7 @@
     </w:tbl>
     <w:p>
       <w:pPr>
+        <w:pStyle w:val="Heading2"/>
         <w:keepNext/>
         <w:pBdr>
           <w:bottom w:val="single" w:sz="8" w:space="3" w:color="003A70"/>
@@ -516,7 +524,7 @@
           <w:b/>
           <w:color w:val="003A70"/>
           <w:spacing w:val="14"/>
-          <w:sz w:val="19"/>
+          <w:sz w:val="22"/>
           <w:szCs w:val="19"/>
         </w:rPr>
         <w:t xml:space="preserve">WATCH ME</w:t>
@@ -535,7 +543,7 @@
           <w:rFonts w:ascii="Avenir Next" w:hAnsi="Avenir Next" w:cs="Avenir Next" w:eastAsia="Avenir Next"/>
           <w:i/>
           <w:color w:val="5A5F66"/>
-          <w:sz w:val="17"/>
+          <w:sz w:val="22"/>
           <w:szCs w:val="17"/>
         </w:rPr>
         <w:t xml:space="preserve">the steps in action</w:t>
@@ -550,7 +558,7 @@
           <w:rFonts w:ascii="Avenir Next" w:hAnsi="Avenir Next" w:cs="Avenir Next" w:eastAsia="Avenir Next"/>
           <w:b/>
           <w:color w:val="1A1A1A"/>
-          <w:sz w:val="21"/>
+          <w:sz w:val="22"/>
           <w:szCs w:val="21"/>
         </w:rPr>
         <w:t xml:space="preserve">Write 23.4 with hundredths.</w:t>
@@ -569,25 +577,25 @@
           <w:rFonts w:ascii="Avenir Next" w:hAnsi="Avenir Next" w:cs="Avenir Next" w:eastAsia="Avenir Next"/>
           <w:b/>
           <w:color w:val="003A70"/>
+          <w:sz w:val="22"/>
+          <w:szCs w:val="19"/>
+        </w:rPr>
+        <w:t xml:space="preserve">Step 1</w:t>
+      </w:r>
+      <w:r>
+        <w:rPr>
+          <w:rFonts w:ascii="Avenir Next" w:hAnsi="Avenir Next" w:cs="Avenir Next" w:eastAsia="Avenir Next"/>
+          <w:color w:val="1A1A1A"/>
           <w:sz w:val="19"/>
           <w:szCs w:val="19"/>
         </w:rPr>
-        <w:t xml:space="preserve">Step 1</w:t>
-      </w:r>
-      <w:r>
-        <w:rPr>
-          <w:rFonts w:ascii="Avenir Next" w:hAnsi="Avenir Next" w:cs="Avenir Next" w:eastAsia="Avenir Next"/>
-          <w:color w:val="1A1A1A"/>
-          <w:sz w:val="19"/>
-          <w:szCs w:val="19"/>
-        </w:rPr>
         <w:tab/>
       </w:r>
       <w:r>
         <w:rPr>
           <w:rFonts w:ascii="Avenir Next" w:hAnsi="Avenir Next" w:cs="Avenir Next" w:eastAsia="Avenir Next"/>
           <w:color w:val="1A1A1A"/>
-          <w:sz w:val="21"/>
+          <w:sz w:val="22"/>
           <w:szCs w:val="21"/>
         </w:rPr>
         <w:t xml:space="preserve">The last digit is 4 tenths.</w:t>
@@ -606,25 +614,25 @@
           <w:rFonts w:ascii="Avenir Next" w:hAnsi="Avenir Next" w:cs="Avenir Next" w:eastAsia="Avenir Next"/>
           <w:b/>
           <w:color w:val="003A70"/>
+          <w:sz w:val="22"/>
+          <w:szCs w:val="19"/>
+        </w:rPr>
+        <w:t xml:space="preserve">Step 2</w:t>
+      </w:r>
+      <w:r>
+        <w:rPr>
+          <w:rFonts w:ascii="Avenir Next" w:hAnsi="Avenir Next" w:cs="Avenir Next" w:eastAsia="Avenir Next"/>
+          <w:color w:val="1A1A1A"/>
           <w:sz w:val="19"/>
           <w:szCs w:val="19"/>
         </w:rPr>
-        <w:t xml:space="preserve">Step 2</w:t>
-      </w:r>
-      <w:r>
-        <w:rPr>
-          <w:rFonts w:ascii="Avenir Next" w:hAnsi="Avenir Next" w:cs="Avenir Next" w:eastAsia="Avenir Next"/>
-          <w:color w:val="1A1A1A"/>
-          <w:sz w:val="19"/>
-          <w:szCs w:val="19"/>
-        </w:rPr>
         <w:tab/>
       </w:r>
       <w:r>
         <w:rPr>
           <w:rFonts w:ascii="Avenir Next" w:hAnsi="Avenir Next" w:cs="Avenir Next" w:eastAsia="Avenir Next"/>
           <w:color w:val="1A1A1A"/>
-          <w:sz w:val="21"/>
+          <w:sz w:val="22"/>
           <w:szCs w:val="21"/>
         </w:rPr>
         <w:t xml:space="preserve">Write a zero: 23.40.</w:t>
@@ -643,25 +651,25 @@
           <w:rFonts w:ascii="Avenir Next" w:hAnsi="Avenir Next" w:cs="Avenir Next" w:eastAsia="Avenir Next"/>
           <w:b/>
           <w:color w:val="003A70"/>
+          <w:sz w:val="22"/>
+          <w:szCs w:val="19"/>
+        </w:rPr>
+        <w:t xml:space="preserve">Step 3</w:t>
+      </w:r>
+      <w:r>
+        <w:rPr>
+          <w:rFonts w:ascii="Avenir Next" w:hAnsi="Avenir Next" w:cs="Avenir Next" w:eastAsia="Avenir Next"/>
+          <w:color w:val="1A1A1A"/>
           <w:sz w:val="19"/>
           <w:szCs w:val="19"/>
         </w:rPr>
-        <w:t xml:space="preserve">Step 3</w:t>
-      </w:r>
-      <w:r>
-        <w:rPr>
-          <w:rFonts w:ascii="Avenir Next" w:hAnsi="Avenir Next" w:cs="Avenir Next" w:eastAsia="Avenir Next"/>
-          <w:color w:val="1A1A1A"/>
-          <w:sz w:val="19"/>
-          <w:szCs w:val="19"/>
-        </w:rPr>
         <w:tab/>
       </w:r>
       <w:r>
         <w:rPr>
           <w:rFonts w:ascii="Avenir Next" w:hAnsi="Avenir Next" w:cs="Avenir Next" w:eastAsia="Avenir Next"/>
           <w:color w:val="1A1A1A"/>
-          <w:sz w:val="21"/>
+          <w:sz w:val="22"/>
           <w:szCs w:val="21"/>
         </w:rPr>
         <w:t xml:space="preserve">4 tenths = 40 hundredths. The value is the same.</w:t>
@@ -680,18 +688,18 @@
           <w:rFonts w:ascii="Avenir Next" w:hAnsi="Avenir Next" w:cs="Avenir Next" w:eastAsia="Avenir Next"/>
           <w:b/>
           <w:color w:val="1A1A1A"/>
+          <w:sz w:val="22"/>
+          <w:szCs w:val="21"/>
+        </w:rPr>
+        <w:t xml:space="preserve">Answer</w:t>
+      </w:r>
+      <w:r>
+        <w:rPr>
+          <w:rFonts w:ascii="Avenir Next" w:hAnsi="Avenir Next" w:cs="Avenir Next" w:eastAsia="Avenir Next"/>
+          <w:color w:val="1A1A1A"/>
           <w:sz w:val="21"/>
           <w:szCs w:val="21"/>
         </w:rPr>
-        <w:t xml:space="preserve">Answer</w:t>
-      </w:r>
-      <w:r>
-        <w:rPr>
-          <w:rFonts w:ascii="Avenir Next" w:hAnsi="Avenir Next" w:cs="Avenir Next" w:eastAsia="Avenir Next"/>
-          <w:color w:val="1A1A1A"/>
-          <w:sz w:val="21"/>
-          <w:szCs w:val="21"/>
-        </w:rPr>
         <w:tab/>
       </w:r>
       <w:r>
@@ -699,7 +707,7 @@
           <w:rFonts w:ascii="Avenir Next" w:hAnsi="Avenir Next" w:cs="Avenir Next" w:eastAsia="Avenir Next"/>
           <w:b/>
           <w:color w:val="1A1A1A"/>
-          <w:sz w:val="21"/>
+          <w:sz w:val="22"/>
           <w:szCs w:val="21"/>
         </w:rPr>
         <w:t xml:space="preserve">23.4 = 23.40</w:t>
@@ -707,6 +715,7 @@
     </w:p>
     <w:p>
       <w:pPr>
+        <w:pStyle w:val="Heading2"/>
         <w:keepNext/>
         <w:pBdr>
           <w:bottom w:val="single" w:sz="8" w:space="3" w:color="003A70"/>
@@ -722,7 +731,7 @@
           <w:b/>
           <w:color w:val="003A70"/>
           <w:spacing w:val="14"/>
-          <w:sz w:val="19"/>
+          <w:sz w:val="22"/>
           <w:szCs w:val="19"/>
         </w:rPr>
         <w:t xml:space="preserve">TRY IT WITH HELP</w:t>
@@ -741,7 +750,7 @@
           <w:rFonts w:ascii="Avenir Next" w:hAnsi="Avenir Next" w:cs="Avenir Next" w:eastAsia="Avenir Next"/>
           <w:i/>
           <w:color w:val="5A5F66"/>
-          <w:sz w:val="17"/>
+          <w:sz w:val="22"/>
           <w:szCs w:val="17"/>
         </w:rPr>
         <w:t xml:space="preserve">fill in each step</w:t>
@@ -799,35 +808,35 @@
           <w:rFonts w:ascii="Avenir Next" w:hAnsi="Avenir Next" w:cs="Avenir Next" w:eastAsia="Avenir Next"/>
           <w:b/>
           <w:color w:val="003A70"/>
+          <w:sz w:val="22"/>
+          <w:szCs w:val="18"/>
+        </w:rPr>
+        <w:t xml:space="preserve">Step 1</w:t>
+      </w:r>
+      <w:r>
+        <w:rPr>
+          <w:rFonts w:ascii="Avenir Next" w:hAnsi="Avenir Next" w:cs="Avenir Next" w:eastAsia="Avenir Next"/>
+          <w:color w:val="1A1A1A"/>
           <w:sz w:val="18"/>
           <w:szCs w:val="18"/>
         </w:rPr>
-        <w:t xml:space="preserve">Step 1</w:t>
-      </w:r>
-      <w:r>
-        <w:rPr>
-          <w:rFonts w:ascii="Avenir Next" w:hAnsi="Avenir Next" w:cs="Avenir Next" w:eastAsia="Avenir Next"/>
-          <w:color w:val="1A1A1A"/>
-          <w:sz w:val="18"/>
-          <w:szCs w:val="18"/>
-        </w:rPr>
         <w:tab/>
       </w:r>
       <w:r>
         <w:rPr>
           <w:rFonts w:ascii="Avenir Next" w:hAnsi="Avenir Next" w:cs="Avenir Next" w:eastAsia="Avenir Next"/>
           <w:color w:val="1A1A1A"/>
+          <w:sz w:val="22"/>
+          <w:szCs w:val="21"/>
+        </w:rPr>
+        <w:t xml:space="preserve">The last digit is </w:t>
+      </w:r>
+      <w:r>
+        <w:rPr>
+          <w:rFonts w:ascii="Avenir Next" w:hAnsi="Avenir Next" w:cs="Avenir Next" w:eastAsia="Avenir Next"/>
+          <w:color w:val="1A1A1A"/>
           <w:sz w:val="21"/>
           <w:szCs w:val="21"/>
-        </w:rPr>
-        <w:t xml:space="preserve">The last digit is </w:t>
-      </w:r>
-      <w:r>
-        <w:rPr>
-          <w:rFonts w:ascii="Avenir Next" w:hAnsi="Avenir Next" w:cs="Avenir Next" w:eastAsia="Avenir Next"/>
-          <w:color w:val="1A1A1A"/>
-          <w:sz w:val="21"/>
-          <w:szCs w:val="21"/>
           <w:u w:val="single"/>
         </w:rPr>
         <w:t xml:space="preserve">                </w:t>
@@ -836,7 +845,7 @@
         <w:rPr>
           <w:rFonts w:ascii="Avenir Next" w:hAnsi="Avenir Next" w:cs="Avenir Next" w:eastAsia="Avenir Next"/>
           <w:color w:val="1A1A1A"/>
-          <w:sz w:val="21"/>
+          <w:sz w:val="22"/>
           <w:szCs w:val="21"/>
         </w:rPr>
         <w:t xml:space="preserve"> tenths.</w:t>
@@ -856,25 +865,25 @@
           <w:rFonts w:ascii="Avenir Next" w:hAnsi="Avenir Next" w:cs="Avenir Next" w:eastAsia="Avenir Next"/>
           <w:b/>
           <w:color w:val="003A70"/>
+          <w:sz w:val="22"/>
+          <w:szCs w:val="18"/>
+        </w:rPr>
+        <w:t xml:space="preserve">Step 2</w:t>
+      </w:r>
+      <w:r>
+        <w:rPr>
+          <w:rFonts w:ascii="Avenir Next" w:hAnsi="Avenir Next" w:cs="Avenir Next" w:eastAsia="Avenir Next"/>
+          <w:color w:val="1A1A1A"/>
           <w:sz w:val="18"/>
           <w:szCs w:val="18"/>
         </w:rPr>
-        <w:t xml:space="preserve">Step 2</w:t>
-      </w:r>
-      <w:r>
-        <w:rPr>
-          <w:rFonts w:ascii="Avenir Next" w:hAnsi="Avenir Next" w:cs="Avenir Next" w:eastAsia="Avenir Next"/>
-          <w:color w:val="1A1A1A"/>
-          <w:sz w:val="18"/>
-          <w:szCs w:val="18"/>
-        </w:rPr>
         <w:tab/>
       </w:r>
       <w:r>
         <w:rPr>
           <w:rFonts w:ascii="Avenir Next" w:hAnsi="Avenir Next" w:cs="Avenir Next" w:eastAsia="Avenir Next"/>
           <w:color w:val="1A1A1A"/>
-          <w:sz w:val="21"/>
+          <w:sz w:val="22"/>
           <w:szCs w:val="21"/>
         </w:rPr>
         <w:t xml:space="preserve">Write a zero: </w:t>
@@ -904,35 +913,35 @@
           <w:rFonts w:ascii="Avenir Next" w:hAnsi="Avenir Next" w:cs="Avenir Next" w:eastAsia="Avenir Next"/>
           <w:b/>
           <w:color w:val="003A70"/>
+          <w:sz w:val="22"/>
+          <w:szCs w:val="18"/>
+        </w:rPr>
+        <w:t xml:space="preserve">Step 3</w:t>
+      </w:r>
+      <w:r>
+        <w:rPr>
+          <w:rFonts w:ascii="Avenir Next" w:hAnsi="Avenir Next" w:cs="Avenir Next" w:eastAsia="Avenir Next"/>
+          <w:color w:val="1A1A1A"/>
           <w:sz w:val="18"/>
           <w:szCs w:val="18"/>
         </w:rPr>
-        <w:t xml:space="preserve">Step 3</w:t>
-      </w:r>
-      <w:r>
-        <w:rPr>
-          <w:rFonts w:ascii="Avenir Next" w:hAnsi="Avenir Next" w:cs="Avenir Next" w:eastAsia="Avenir Next"/>
-          <w:color w:val="1A1A1A"/>
-          <w:sz w:val="18"/>
-          <w:szCs w:val="18"/>
-        </w:rPr>
         <w:tab/>
       </w:r>
       <w:r>
         <w:rPr>
           <w:rFonts w:ascii="Avenir Next" w:hAnsi="Avenir Next" w:cs="Avenir Next" w:eastAsia="Avenir Next"/>
           <w:color w:val="1A1A1A"/>
+          <w:sz w:val="22"/>
+          <w:szCs w:val="21"/>
+        </w:rPr>
+        <w:t xml:space="preserve">2 tenths = </w:t>
+      </w:r>
+      <w:r>
+        <w:rPr>
+          <w:rFonts w:ascii="Avenir Next" w:hAnsi="Avenir Next" w:cs="Avenir Next" w:eastAsia="Avenir Next"/>
+          <w:color w:val="1A1A1A"/>
           <w:sz w:val="21"/>
           <w:szCs w:val="21"/>
-        </w:rPr>
-        <w:t xml:space="preserve">2 tenths = </w:t>
-      </w:r>
-      <w:r>
-        <w:rPr>
-          <w:rFonts w:ascii="Avenir Next" w:hAnsi="Avenir Next" w:cs="Avenir Next" w:eastAsia="Avenir Next"/>
-          <w:color w:val="1A1A1A"/>
-          <w:sz w:val="21"/>
-          <w:szCs w:val="21"/>
           <w:u w:val="single"/>
         </w:rPr>
         <w:t xml:space="preserve">                </w:t>
@@ -941,7 +950,7 @@
         <w:rPr>
           <w:rFonts w:ascii="Avenir Next" w:hAnsi="Avenir Next" w:cs="Avenir Next" w:eastAsia="Avenir Next"/>
           <w:color w:val="1A1A1A"/>
-          <w:sz w:val="21"/>
+          <w:sz w:val="22"/>
           <w:szCs w:val="21"/>
         </w:rPr>
         <w:t xml:space="preserve"> hundredths.</w:t>
@@ -1004,35 +1013,35 @@
           <w:rFonts w:ascii="Avenir Next" w:hAnsi="Avenir Next" w:cs="Avenir Next" w:eastAsia="Avenir Next"/>
           <w:b/>
           <w:color w:val="003A70"/>
+          <w:sz w:val="22"/>
+          <w:szCs w:val="18"/>
+        </w:rPr>
+        <w:t xml:space="preserve">Step 1</w:t>
+      </w:r>
+      <w:r>
+        <w:rPr>
+          <w:rFonts w:ascii="Avenir Next" w:hAnsi="Avenir Next" w:cs="Avenir Next" w:eastAsia="Avenir Next"/>
+          <w:color w:val="1A1A1A"/>
           <w:sz w:val="18"/>
           <w:szCs w:val="18"/>
         </w:rPr>
-        <w:t xml:space="preserve">Step 1</w:t>
-      </w:r>
-      <w:r>
-        <w:rPr>
-          <w:rFonts w:ascii="Avenir Next" w:hAnsi="Avenir Next" w:cs="Avenir Next" w:eastAsia="Avenir Next"/>
-          <w:color w:val="1A1A1A"/>
-          <w:sz w:val="18"/>
-          <w:szCs w:val="18"/>
-        </w:rPr>
         <w:tab/>
       </w:r>
       <w:r>
         <w:rPr>
           <w:rFonts w:ascii="Avenir Next" w:hAnsi="Avenir Next" w:cs="Avenir Next" w:eastAsia="Avenir Next"/>
           <w:color w:val="1A1A1A"/>
+          <w:sz w:val="22"/>
+          <w:szCs w:val="21"/>
+        </w:rPr>
+        <w:t xml:space="preserve">The last digit is </w:t>
+      </w:r>
+      <w:r>
+        <w:rPr>
+          <w:rFonts w:ascii="Avenir Next" w:hAnsi="Avenir Next" w:cs="Avenir Next" w:eastAsia="Avenir Next"/>
+          <w:color w:val="1A1A1A"/>
           <w:sz w:val="21"/>
           <w:szCs w:val="21"/>
-        </w:rPr>
-        <w:t xml:space="preserve">The last digit is </w:t>
-      </w:r>
-      <w:r>
-        <w:rPr>
-          <w:rFonts w:ascii="Avenir Next" w:hAnsi="Avenir Next" w:cs="Avenir Next" w:eastAsia="Avenir Next"/>
-          <w:color w:val="1A1A1A"/>
-          <w:sz w:val="21"/>
-          <w:szCs w:val="21"/>
           <w:u w:val="single"/>
         </w:rPr>
         <w:t xml:space="preserve">                </w:t>
@@ -1041,7 +1050,7 @@
         <w:rPr>
           <w:rFonts w:ascii="Avenir Next" w:hAnsi="Avenir Next" w:cs="Avenir Next" w:eastAsia="Avenir Next"/>
           <w:color w:val="1A1A1A"/>
-          <w:sz w:val="21"/>
+          <w:sz w:val="22"/>
           <w:szCs w:val="21"/>
         </w:rPr>
         <w:t xml:space="preserve"> tenths.</w:t>
@@ -1061,25 +1070,25 @@
           <w:rFonts w:ascii="Avenir Next" w:hAnsi="Avenir Next" w:cs="Avenir Next" w:eastAsia="Avenir Next"/>
           <w:b/>
           <w:color w:val="003A70"/>
+          <w:sz w:val="22"/>
+          <w:szCs w:val="18"/>
+        </w:rPr>
+        <w:t xml:space="preserve">Step 2</w:t>
+      </w:r>
+      <w:r>
+        <w:rPr>
+          <w:rFonts w:ascii="Avenir Next" w:hAnsi="Avenir Next" w:cs="Avenir Next" w:eastAsia="Avenir Next"/>
+          <w:color w:val="1A1A1A"/>
           <w:sz w:val="18"/>
           <w:szCs w:val="18"/>
         </w:rPr>
-        <w:t xml:space="preserve">Step 2</w:t>
-      </w:r>
-      <w:r>
-        <w:rPr>
-          <w:rFonts w:ascii="Avenir Next" w:hAnsi="Avenir Next" w:cs="Avenir Next" w:eastAsia="Avenir Next"/>
-          <w:color w:val="1A1A1A"/>
-          <w:sz w:val="18"/>
-          <w:szCs w:val="18"/>
-        </w:rPr>
         <w:tab/>
       </w:r>
       <w:r>
         <w:rPr>
           <w:rFonts w:ascii="Avenir Next" w:hAnsi="Avenir Next" w:cs="Avenir Next" w:eastAsia="Avenir Next"/>
           <w:color w:val="1A1A1A"/>
-          <w:sz w:val="21"/>
+          <w:sz w:val="22"/>
           <w:szCs w:val="21"/>
         </w:rPr>
         <w:t xml:space="preserve">Write a zero: </w:t>
@@ -1109,35 +1118,35 @@
           <w:rFonts w:ascii="Avenir Next" w:hAnsi="Avenir Next" w:cs="Avenir Next" w:eastAsia="Avenir Next"/>
           <w:b/>
           <w:color w:val="003A70"/>
+          <w:sz w:val="22"/>
+          <w:szCs w:val="18"/>
+        </w:rPr>
+        <w:t xml:space="preserve">Step 3</w:t>
+      </w:r>
+      <w:r>
+        <w:rPr>
+          <w:rFonts w:ascii="Avenir Next" w:hAnsi="Avenir Next" w:cs="Avenir Next" w:eastAsia="Avenir Next"/>
+          <w:color w:val="1A1A1A"/>
           <w:sz w:val="18"/>
           <w:szCs w:val="18"/>
         </w:rPr>
-        <w:t xml:space="preserve">Step 3</w:t>
-      </w:r>
-      <w:r>
-        <w:rPr>
-          <w:rFonts w:ascii="Avenir Next" w:hAnsi="Avenir Next" w:cs="Avenir Next" w:eastAsia="Avenir Next"/>
-          <w:color w:val="1A1A1A"/>
-          <w:sz w:val="18"/>
-          <w:szCs w:val="18"/>
-        </w:rPr>
         <w:tab/>
       </w:r>
       <w:r>
         <w:rPr>
           <w:rFonts w:ascii="Avenir Next" w:hAnsi="Avenir Next" w:cs="Avenir Next" w:eastAsia="Avenir Next"/>
           <w:color w:val="1A1A1A"/>
+          <w:sz w:val="22"/>
+          <w:szCs w:val="21"/>
+        </w:rPr>
+        <w:t xml:space="preserve">5 tenths = </w:t>
+      </w:r>
+      <w:r>
+        <w:rPr>
+          <w:rFonts w:ascii="Avenir Next" w:hAnsi="Avenir Next" w:cs="Avenir Next" w:eastAsia="Avenir Next"/>
+          <w:color w:val="1A1A1A"/>
           <w:sz w:val="21"/>
           <w:szCs w:val="21"/>
-        </w:rPr>
-        <w:t xml:space="preserve">5 tenths = </w:t>
-      </w:r>
-      <w:r>
-        <w:rPr>
-          <w:rFonts w:ascii="Avenir Next" w:hAnsi="Avenir Next" w:cs="Avenir Next" w:eastAsia="Avenir Next"/>
-          <w:color w:val="1A1A1A"/>
-          <w:sz w:val="21"/>
-          <w:szCs w:val="21"/>
           <w:u w:val="single"/>
         </w:rPr>
         <w:t xml:space="preserve">                </w:t>
@@ -1146,7 +1155,7 @@
         <w:rPr>
           <w:rFonts w:ascii="Avenir Next" w:hAnsi="Avenir Next" w:cs="Avenir Next" w:eastAsia="Avenir Next"/>
           <w:color w:val="1A1A1A"/>
-          <w:sz w:val="21"/>
+          <w:sz w:val="22"/>
           <w:szCs w:val="21"/>
         </w:rPr>
         <w:t xml:space="preserve"> hundredths.</w:t>
@@ -1159,6 +1168,7 @@
     </w:p>
     <w:p>
       <w:pPr>
+        <w:pStyle w:val="Heading2"/>
         <w:keepNext/>
         <w:pBdr>
           <w:bottom w:val="single" w:sz="8" w:space="3" w:color="003A70"/>
@@ -1174,7 +1184,7 @@
           <w:b/>
           <w:color w:val="003A70"/>
           <w:spacing w:val="14"/>
-          <w:sz w:val="19"/>
+          <w:sz w:val="22"/>
           <w:szCs w:val="19"/>
         </w:rPr>
         <w:t xml:space="preserve">YOUR TURN</w:t>
@@ -1193,7 +1203,7 @@
           <w:rFonts w:ascii="Avenir Next" w:hAnsi="Avenir Next" w:cs="Avenir Next" w:eastAsia="Avenir Next"/>
           <w:i/>
           <w:color w:val="5A5F66"/>
-          <w:sz w:val="17"/>
+          <w:sz w:val="22"/>
           <w:szCs w:val="17"/>
         </w:rPr>
         <w:t xml:space="preserve">use the steps on your own</w:t>
@@ -1365,7 +1375,7 @@
                       <w:szCs w:val="22"/>
                       <w:u w:val="single"/>
                     </w:rPr>
-                    <w:t xml:space="preserve">        </w:t>
+                    <w:t xml:space="preserve">            </w:t>
                   </w:r>
                 </w:p>
               </w:tc>
@@ -1427,7 +1437,7 @@
                       <w:szCs w:val="22"/>
                       <w:u w:val="single"/>
                     </w:rPr>
-                    <w:t xml:space="preserve">        </w:t>
+                    <w:t xml:space="preserve">            </w:t>
                   </w:r>
                 </w:p>
               </w:tc>
@@ -1489,7 +1499,7 @@
                       <w:szCs w:val="22"/>
                       <w:u w:val="single"/>
                     </w:rPr>
-                    <w:t xml:space="preserve">        </w:t>
+                    <w:t xml:space="preserve">            </w:t>
                   </w:r>
                 </w:p>
               </w:tc>
@@ -1557,7 +1567,7 @@
                       <w:szCs w:val="22"/>
                       <w:u w:val="single"/>
                     </w:rPr>
-                    <w:t xml:space="preserve">        </w:t>
+                    <w:t xml:space="preserve">            </w:t>
                   </w:r>
                 </w:p>
               </w:tc>
@@ -1619,7 +1629,7 @@
                       <w:szCs w:val="22"/>
                       <w:u w:val="single"/>
                     </w:rPr>
-                    <w:t xml:space="preserve">        </w:t>
+                    <w:t xml:space="preserve">            </w:t>
                   </w:r>
                 </w:p>
               </w:tc>
@@ -1681,7 +1691,7 @@
                       <w:szCs w:val="22"/>
                       <w:u w:val="single"/>
                     </w:rPr>
-                    <w:t xml:space="preserve">        </w:t>
+                    <w:t xml:space="preserve">            </w:t>
                   </w:r>
                 </w:p>
               </w:tc>
@@ -1704,7 +1714,7 @@
       <w:pPr>
         <w:pageBreakBefore/>
         <w:keepNext/>
-        <w:spacing w:before="0" w:after="12" w:line="264" w:lineRule="auto"/>
+        <w:spacing w:before="0" w:after="12" w:line="252" w:lineRule="auto"/>
       </w:pPr>
       <w:r>
         <w:rPr>
@@ -1713,7 +1723,7 @@
           <w:caps/>
           <w:color w:val="003A70"/>
           <w:spacing w:val="12"/>
-          <w:sz w:val="19"/>
+          <w:sz w:val="22"/>
           <w:szCs w:val="19"/>
         </w:rPr>
         <w:t xml:space="preserve">Lesson 2-7  ·  Session 1  ·  Prerequisite Practice B  ·  Skill 2 of 2</w:t>
@@ -1721,6 +1731,7 @@
     </w:p>
     <w:p>
       <w:pPr>
+        <w:pStyle w:val="Heading1"/>
         <w:keepNext/>
         <w:spacing w:before="0" w:after="10" w:line="240" w:lineRule="auto"/>
       </w:pPr>
@@ -1740,13 +1751,13 @@
         <w:pBdr>
           <w:bottom w:val="single" w:sz="4" w:space="5" w:color="C9CDD2"/>
         </w:pBdr>
-        <w:spacing w:before="0" w:after="60" w:line="264" w:lineRule="auto"/>
+        <w:spacing w:before="0" w:after="60" w:line="252" w:lineRule="auto"/>
       </w:pPr>
       <w:r>
         <w:rPr>
           <w:rFonts w:ascii="Avenir Next" w:hAnsi="Avenir Next" w:cs="Avenir Next" w:eastAsia="Avenir Next"/>
           <w:color w:val="5A5F66"/>
-          <w:sz w:val="17"/>
+          <w:sz w:val="22"/>
           <w:szCs w:val="17"/>
         </w:rPr>
         <w:t xml:space="preserve">Builds on Grade 5 · 5.NBT.B.7</w:t>
@@ -1789,7 +1800,8 @@
           </w:tcPr>
           <w:p>
             <w:pPr>
-              <w:spacing w:before="0" w:after="0" w:line="252" w:lineRule="auto"/>
+              <w:pStyle w:val="Heading2"/>
+              <w:spacing w:before="0" w:after="0" w:line="246" w:lineRule="auto"/>
             </w:pPr>
             <w:r>
               <w:rPr>
@@ -1812,13 +1824,13 @@
           </w:tcPr>
           <w:p>
             <w:pPr>
-              <w:spacing w:before="0" w:after="0" w:line="264" w:lineRule="auto"/>
+              <w:spacing w:before="0" w:after="0" w:line="252" w:lineRule="auto"/>
             </w:pPr>
             <w:r>
               <w:rPr>
                 <w:rFonts w:ascii="Avenir Next" w:hAnsi="Avenir Next" w:cs="Avenir Next" w:eastAsia="Avenir Next"/>
                 <w:color w:val="1A1A1A"/>
-                <w:sz w:val="20"/>
+                <w:sz w:val="22"/>
                 <w:szCs w:val="20"/>
               </w:rPr>
               <w:t xml:space="preserve">Trey’s answer to $91.20 ÷ 16 can be checked by multiplying the answer by 16.</w:t>
@@ -1838,7 +1850,8 @@
           </w:tcPr>
           <w:p>
             <w:pPr>
-              <w:spacing w:before="0" w:after="0" w:line="252" w:lineRule="auto"/>
+              <w:pStyle w:val="Heading2"/>
+              <w:spacing w:before="0" w:after="0" w:line="246" w:lineRule="auto"/>
             </w:pPr>
             <w:r>
               <w:rPr>
@@ -1861,13 +1874,13 @@
           </w:tcPr>
           <w:p>
             <w:pPr>
-              <w:spacing w:before="0" w:after="0" w:line="264" w:lineRule="auto"/>
+              <w:spacing w:before="0" w:after="0" w:line="252" w:lineRule="auto"/>
             </w:pPr>
             <w:r>
               <w:rPr>
                 <w:rFonts w:ascii="Avenir Next" w:hAnsi="Avenir Next" w:cs="Avenir Next" w:eastAsia="Avenir Next"/>
                 <w:color w:val="1A1A1A"/>
-                <w:sz w:val="20"/>
+                <w:sz w:val="22"/>
                 <w:szCs w:val="20"/>
               </w:rPr>
               <w:t xml:space="preserve">Multiply a decimal by a whole number, like 4.2 × 12.  </w:t>
@@ -1877,7 +1890,7 @@
                 <w:rFonts w:ascii="Avenir Next" w:hAnsi="Avenir Next" w:cs="Avenir Next" w:eastAsia="Avenir Next"/>
                 <w:b/>
                 <w:color w:val="1A1A1A"/>
-                <w:sz w:val="20"/>
+                <w:sz w:val="22"/>
                 <w:szCs w:val="20"/>
               </w:rPr>
               <w:t xml:space="preserve">You will use it in Practice Form A, problems 5 and 8.</w:t>
@@ -1888,6 +1901,7 @@
     </w:tbl>
     <w:p>
       <w:pPr>
+        <w:pStyle w:val="Heading2"/>
         <w:keepNext/>
         <w:pBdr>
           <w:bottom w:val="single" w:sz="8" w:space="3" w:color="003A70"/>
@@ -1903,7 +1917,7 @@
           <w:b/>
           <w:color w:val="003A70"/>
           <w:spacing w:val="14"/>
-          <w:sz w:val="19"/>
+          <w:sz w:val="22"/>
           <w:szCs w:val="19"/>
         </w:rPr>
         <w:t xml:space="preserve">STEPS TO FOLLOW</w:t>
@@ -1922,7 +1936,7 @@
           <w:rFonts w:ascii="Avenir Next" w:hAnsi="Avenir Next" w:cs="Avenir Next" w:eastAsia="Avenir Next"/>
           <w:i/>
           <w:color w:val="5A5F66"/>
-          <w:sz w:val="17"/>
+          <w:sz w:val="22"/>
           <w:szCs w:val="17"/>
         </w:rPr>
         <w:t xml:space="preserve">use these same steps on every problem</w:t>
@@ -1964,6 +1978,7 @@
           </w:tcPr>
           <w:p>
             <w:pPr>
+              <w:pStyle w:val="Heading1"/>
               <w:spacing w:before="0" w:after="0" w:line="240" w:lineRule="auto"/>
               <w:jc w:val="center"/>
             </w:pPr>
@@ -1986,14 +2001,14 @@
           </w:tcPr>
           <w:p>
             <w:pPr>
-              <w:spacing w:before="0" w:after="0" w:line="264" w:lineRule="auto"/>
+              <w:spacing w:before="0" w:after="0" w:line="252" w:lineRule="auto"/>
             </w:pPr>
             <w:r>
               <w:rPr>
                 <w:rFonts w:ascii="Avenir Next" w:hAnsi="Avenir Next" w:cs="Avenir Next" w:eastAsia="Avenir Next"/>
                 <w:b/>
                 <w:color w:val="1A1A1A"/>
-                <w:sz w:val="21"/>
+                <w:sz w:val="22"/>
                 <w:szCs w:val="21"/>
               </w:rPr>
               <w:t xml:space="preserve">Ignore</w:t>
@@ -2002,7 +2017,7 @@
               <w:rPr>
                 <w:rFonts w:ascii="Avenir Next" w:hAnsi="Avenir Next" w:cs="Avenir Next" w:eastAsia="Avenir Next"/>
                 <w:color w:val="1A1A1A"/>
-                <w:sz w:val="21"/>
+                <w:sz w:val="22"/>
                 <w:szCs w:val="21"/>
               </w:rPr>
               <w:t xml:space="preserve"> the decimal point. Multiply the whole numbers.</w:t>
@@ -2021,6 +2036,7 @@
           </w:tcPr>
           <w:p>
             <w:pPr>
+              <w:pStyle w:val="Heading1"/>
               <w:spacing w:before="0" w:after="0" w:line="240" w:lineRule="auto"/>
               <w:jc w:val="center"/>
             </w:pPr>
@@ -2043,14 +2059,14 @@
           </w:tcPr>
           <w:p>
             <w:pPr>
-              <w:spacing w:before="0" w:after="0" w:line="264" w:lineRule="auto"/>
+              <w:spacing w:before="0" w:after="0" w:line="252" w:lineRule="auto"/>
             </w:pPr>
             <w:r>
               <w:rPr>
                 <w:rFonts w:ascii="Avenir Next" w:hAnsi="Avenir Next" w:cs="Avenir Next" w:eastAsia="Avenir Next"/>
                 <w:b/>
                 <w:color w:val="1A1A1A"/>
-                <w:sz w:val="21"/>
+                <w:sz w:val="22"/>
                 <w:szCs w:val="21"/>
               </w:rPr>
               <w:t xml:space="preserve">Count</w:t>
@@ -2059,7 +2075,7 @@
               <w:rPr>
                 <w:rFonts w:ascii="Avenir Next" w:hAnsi="Avenir Next" w:cs="Avenir Next" w:eastAsia="Avenir Next"/>
                 <w:color w:val="1A1A1A"/>
-                <w:sz w:val="21"/>
+                <w:sz w:val="22"/>
                 <w:szCs w:val="21"/>
               </w:rPr>
               <w:t xml:space="preserve"> the decimal places in the decimal.</w:t>
@@ -2078,6 +2094,7 @@
           </w:tcPr>
           <w:p>
             <w:pPr>
+              <w:pStyle w:val="Heading1"/>
               <w:spacing w:before="0" w:after="0" w:line="240" w:lineRule="auto"/>
               <w:jc w:val="center"/>
             </w:pPr>
@@ -2100,13 +2117,13 @@
           </w:tcPr>
           <w:p>
             <w:pPr>
-              <w:spacing w:before="0" w:after="0" w:line="264" w:lineRule="auto"/>
+              <w:spacing w:before="0" w:after="0" w:line="252" w:lineRule="auto"/>
             </w:pPr>
             <w:r>
               <w:rPr>
                 <w:rFonts w:ascii="Avenir Next" w:hAnsi="Avenir Next" w:cs="Avenir Next" w:eastAsia="Avenir Next"/>
                 <w:color w:val="1A1A1A"/>
-                <w:sz w:val="21"/>
+                <w:sz w:val="22"/>
                 <w:szCs w:val="21"/>
               </w:rPr>
               <w:t xml:space="preserve">Place the </w:t>
@@ -2116,7 +2133,7 @@
                 <w:rFonts w:ascii="Avenir Next" w:hAnsi="Avenir Next" w:cs="Avenir Next" w:eastAsia="Avenir Next"/>
                 <w:b/>
                 <w:color w:val="1A1A1A"/>
-                <w:sz w:val="21"/>
+                <w:sz w:val="22"/>
                 <w:szCs w:val="21"/>
               </w:rPr>
               <w:t xml:space="preserve">point</w:t>
@@ -2125,7 +2142,7 @@
               <w:rPr>
                 <w:rFonts w:ascii="Avenir Next" w:hAnsi="Avenir Next" w:cs="Avenir Next" w:eastAsia="Avenir Next"/>
                 <w:color w:val="1A1A1A"/>
-                <w:sz w:val="21"/>
+                <w:sz w:val="22"/>
                 <w:szCs w:val="21"/>
               </w:rPr>
               <w:t xml:space="preserve"> so the answer has that many places.</w:t>
@@ -2136,6 +2153,7 @@
     </w:tbl>
     <w:p>
       <w:pPr>
+        <w:pStyle w:val="Heading2"/>
         <w:keepNext/>
         <w:pBdr>
           <w:bottom w:val="single" w:sz="8" w:space="3" w:color="003A70"/>
@@ -2151,7 +2169,7 @@
           <w:b/>
           <w:color w:val="003A70"/>
           <w:spacing w:val="14"/>
-          <w:sz w:val="19"/>
+          <w:sz w:val="22"/>
           <w:szCs w:val="19"/>
         </w:rPr>
         <w:t xml:space="preserve">WATCH ME</w:t>
@@ -2170,7 +2188,7 @@
           <w:rFonts w:ascii="Avenir Next" w:hAnsi="Avenir Next" w:cs="Avenir Next" w:eastAsia="Avenir Next"/>
           <w:i/>
           <w:color w:val="5A5F66"/>
-          <w:sz w:val="17"/>
+          <w:sz w:val="22"/>
           <w:szCs w:val="17"/>
         </w:rPr>
         <w:t xml:space="preserve">the steps in action</w:t>
@@ -2178,14 +2196,14 @@
     </w:p>
     <w:p>
       <w:pPr>
-        <w:spacing w:before="0" w:after="40" w:line="264" w:lineRule="auto"/>
+        <w:spacing w:before="0" w:after="40" w:line="252" w:lineRule="auto"/>
       </w:pPr>
       <w:r>
         <w:rPr>
           <w:rFonts w:ascii="Avenir Next" w:hAnsi="Avenir Next" w:cs="Avenir Next" w:eastAsia="Avenir Next"/>
           <w:b/>
           <w:color w:val="1A1A1A"/>
-          <w:sz w:val="21"/>
+          <w:sz w:val="22"/>
           <w:szCs w:val="21"/>
         </w:rPr>
         <w:t xml:space="preserve">Find 4.2 × 12.</w:t>
@@ -2196,7 +2214,7 @@
         <w:tabs>
           <w:tab w:val="left" w:pos="950"/>
         </w:tabs>
-        <w:spacing w:before="0" w:after="24" w:line="256" w:lineRule="auto"/>
+        <w:spacing w:before="0" w:after="24" w:line="248" w:lineRule="auto"/>
         <w:ind w:left="950" w:hanging="950"/>
       </w:pPr>
       <w:r>
@@ -2204,25 +2222,25 @@
           <w:rFonts w:ascii="Avenir Next" w:hAnsi="Avenir Next" w:cs="Avenir Next" w:eastAsia="Avenir Next"/>
           <w:b/>
           <w:color w:val="003A70"/>
+          <w:sz w:val="22"/>
+          <w:szCs w:val="19"/>
+        </w:rPr>
+        <w:t xml:space="preserve">Step 1</w:t>
+      </w:r>
+      <w:r>
+        <w:rPr>
+          <w:rFonts w:ascii="Avenir Next" w:hAnsi="Avenir Next" w:cs="Avenir Next" w:eastAsia="Avenir Next"/>
+          <w:color w:val="1A1A1A"/>
           <w:sz w:val="19"/>
           <w:szCs w:val="19"/>
         </w:rPr>
-        <w:t xml:space="preserve">Step 1</w:t>
-      </w:r>
-      <w:r>
-        <w:rPr>
-          <w:rFonts w:ascii="Avenir Next" w:hAnsi="Avenir Next" w:cs="Avenir Next" w:eastAsia="Avenir Next"/>
-          <w:color w:val="1A1A1A"/>
-          <w:sz w:val="19"/>
-          <w:szCs w:val="19"/>
-        </w:rPr>
         <w:tab/>
       </w:r>
       <w:r>
         <w:rPr>
           <w:rFonts w:ascii="Avenir Next" w:hAnsi="Avenir Next" w:cs="Avenir Next" w:eastAsia="Avenir Next"/>
           <w:color w:val="1A1A1A"/>
-          <w:sz w:val="21"/>
+          <w:sz w:val="22"/>
           <w:szCs w:val="21"/>
         </w:rPr>
         <w:t xml:space="preserve">42 × 12 = 504.</w:t>
@@ -2233,7 +2251,7 @@
         <w:tabs>
           <w:tab w:val="left" w:pos="950"/>
         </w:tabs>
-        <w:spacing w:before="0" w:after="24" w:line="256" w:lineRule="auto"/>
+        <w:spacing w:before="0" w:after="24" w:line="248" w:lineRule="auto"/>
         <w:ind w:left="950" w:hanging="950"/>
       </w:pPr>
       <w:r>
@@ -2241,25 +2259,25 @@
           <w:rFonts w:ascii="Avenir Next" w:hAnsi="Avenir Next" w:cs="Avenir Next" w:eastAsia="Avenir Next"/>
           <w:b/>
           <w:color w:val="003A70"/>
+          <w:sz w:val="22"/>
+          <w:szCs w:val="19"/>
+        </w:rPr>
+        <w:t xml:space="preserve">Step 2</w:t>
+      </w:r>
+      <w:r>
+        <w:rPr>
+          <w:rFonts w:ascii="Avenir Next" w:hAnsi="Avenir Next" w:cs="Avenir Next" w:eastAsia="Avenir Next"/>
+          <w:color w:val="1A1A1A"/>
           <w:sz w:val="19"/>
           <w:szCs w:val="19"/>
         </w:rPr>
-        <w:t xml:space="preserve">Step 2</w:t>
-      </w:r>
-      <w:r>
-        <w:rPr>
-          <w:rFonts w:ascii="Avenir Next" w:hAnsi="Avenir Next" w:cs="Avenir Next" w:eastAsia="Avenir Next"/>
-          <w:color w:val="1A1A1A"/>
-          <w:sz w:val="19"/>
-          <w:szCs w:val="19"/>
-        </w:rPr>
         <w:tab/>
       </w:r>
       <w:r>
         <w:rPr>
           <w:rFonts w:ascii="Avenir Next" w:hAnsi="Avenir Next" w:cs="Avenir Next" w:eastAsia="Avenir Next"/>
           <w:color w:val="1A1A1A"/>
-          <w:sz w:val="21"/>
+          <w:sz w:val="22"/>
           <w:szCs w:val="21"/>
         </w:rPr>
         <w:t xml:space="preserve">4.2 has 1 decimal place.</w:t>
@@ -2270,7 +2288,7 @@
         <w:tabs>
           <w:tab w:val="left" w:pos="950"/>
         </w:tabs>
-        <w:spacing w:before="0" w:after="24" w:line="256" w:lineRule="auto"/>
+        <w:spacing w:before="0" w:after="24" w:line="248" w:lineRule="auto"/>
         <w:ind w:left="950" w:hanging="950"/>
       </w:pPr>
       <w:r>
@@ -2278,25 +2296,25 @@
           <w:rFonts w:ascii="Avenir Next" w:hAnsi="Avenir Next" w:cs="Avenir Next" w:eastAsia="Avenir Next"/>
           <w:b/>
           <w:color w:val="003A70"/>
+          <w:sz w:val="22"/>
+          <w:szCs w:val="19"/>
+        </w:rPr>
+        <w:t xml:space="preserve">Step 3</w:t>
+      </w:r>
+      <w:r>
+        <w:rPr>
+          <w:rFonts w:ascii="Avenir Next" w:hAnsi="Avenir Next" w:cs="Avenir Next" w:eastAsia="Avenir Next"/>
+          <w:color w:val="1A1A1A"/>
           <w:sz w:val="19"/>
           <w:szCs w:val="19"/>
         </w:rPr>
-        <w:t xml:space="preserve">Step 3</w:t>
-      </w:r>
-      <w:r>
-        <w:rPr>
-          <w:rFonts w:ascii="Avenir Next" w:hAnsi="Avenir Next" w:cs="Avenir Next" w:eastAsia="Avenir Next"/>
-          <w:color w:val="1A1A1A"/>
-          <w:sz w:val="19"/>
-          <w:szCs w:val="19"/>
-        </w:rPr>
         <w:tab/>
       </w:r>
       <w:r>
         <w:rPr>
           <w:rFonts w:ascii="Avenir Next" w:hAnsi="Avenir Next" w:cs="Avenir Next" w:eastAsia="Avenir Next"/>
           <w:color w:val="1A1A1A"/>
-          <w:sz w:val="21"/>
+          <w:sz w:val="22"/>
           <w:szCs w:val="21"/>
         </w:rPr>
         <w:t xml:space="preserve">50.4.</w:t>
@@ -2307,7 +2325,7 @@
         <w:tabs>
           <w:tab w:val="left" w:pos="950"/>
         </w:tabs>
-        <w:spacing w:before="20" w:after="0" w:line="256" w:lineRule="auto"/>
+        <w:spacing w:before="20" w:after="0" w:line="248" w:lineRule="auto"/>
         <w:ind w:left="950" w:hanging="950"/>
       </w:pPr>
       <w:r>
@@ -2315,18 +2333,18 @@
           <w:rFonts w:ascii="Avenir Next" w:hAnsi="Avenir Next" w:cs="Avenir Next" w:eastAsia="Avenir Next"/>
           <w:b/>
           <w:color w:val="1A1A1A"/>
+          <w:sz w:val="22"/>
+          <w:szCs w:val="21"/>
+        </w:rPr>
+        <w:t xml:space="preserve">Answer</w:t>
+      </w:r>
+      <w:r>
+        <w:rPr>
+          <w:rFonts w:ascii="Avenir Next" w:hAnsi="Avenir Next" w:cs="Avenir Next" w:eastAsia="Avenir Next"/>
+          <w:color w:val="1A1A1A"/>
           <w:sz w:val="21"/>
           <w:szCs w:val="21"/>
         </w:rPr>
-        <w:t xml:space="preserve">Answer</w:t>
-      </w:r>
-      <w:r>
-        <w:rPr>
-          <w:rFonts w:ascii="Avenir Next" w:hAnsi="Avenir Next" w:cs="Avenir Next" w:eastAsia="Avenir Next"/>
-          <w:color w:val="1A1A1A"/>
-          <w:sz w:val="21"/>
-          <w:szCs w:val="21"/>
-        </w:rPr>
         <w:tab/>
       </w:r>
       <w:r>
@@ -2334,7 +2352,7 @@
           <w:rFonts w:ascii="Avenir Next" w:hAnsi="Avenir Next" w:cs="Avenir Next" w:eastAsia="Avenir Next"/>
           <w:b/>
           <w:color w:val="1A1A1A"/>
-          <w:sz w:val="21"/>
+          <w:sz w:val="22"/>
           <w:szCs w:val="21"/>
         </w:rPr>
         <w:t xml:space="preserve">50.4</w:t>
@@ -2342,6 +2360,7 @@
     </w:p>
     <w:p>
       <w:pPr>
+        <w:pStyle w:val="Heading2"/>
         <w:keepNext/>
         <w:pBdr>
           <w:bottom w:val="single" w:sz="8" w:space="3" w:color="003A70"/>
@@ -2357,7 +2376,7 @@
           <w:b/>
           <w:color w:val="003A70"/>
           <w:spacing w:val="14"/>
-          <w:sz w:val="19"/>
+          <w:sz w:val="22"/>
           <w:szCs w:val="19"/>
         </w:rPr>
         <w:t xml:space="preserve">TRY IT WITH HELP</w:t>
@@ -2376,7 +2395,7 @@
           <w:rFonts w:ascii="Avenir Next" w:hAnsi="Avenir Next" w:cs="Avenir Next" w:eastAsia="Avenir Next"/>
           <w:i/>
           <w:color w:val="5A5F66"/>
-          <w:sz w:val="17"/>
+          <w:sz w:val="22"/>
           <w:szCs w:val="17"/>
         </w:rPr>
         <w:t xml:space="preserve">fill in each step</w:t>
@@ -2388,7 +2407,7 @@
         <w:tabs>
           <w:tab w:val="left" w:pos="432"/>
         </w:tabs>
-        <w:spacing w:before="90" w:after="40" w:line="268" w:lineRule="auto"/>
+        <w:spacing w:before="90" w:after="40" w:line="254" w:lineRule="auto"/>
         <w:ind w:left="432" w:hanging="432"/>
       </w:pPr>
       <w:r>
@@ -2426,7 +2445,7 @@
         <w:tabs>
           <w:tab w:val="left" w:pos="1300"/>
         </w:tabs>
-        <w:spacing w:before="0" w:after="24" w:line="272" w:lineRule="auto"/>
+        <w:spacing w:before="0" w:after="24" w:line="256" w:lineRule="auto"/>
         <w:ind w:left="1300" w:hanging="868"/>
       </w:pPr>
       <w:r>
@@ -2434,25 +2453,25 @@
           <w:rFonts w:ascii="Avenir Next" w:hAnsi="Avenir Next" w:cs="Avenir Next" w:eastAsia="Avenir Next"/>
           <w:b/>
           <w:color w:val="003A70"/>
+          <w:sz w:val="22"/>
+          <w:szCs w:val="18"/>
+        </w:rPr>
+        <w:t xml:space="preserve">Step 1</w:t>
+      </w:r>
+      <w:r>
+        <w:rPr>
+          <w:rFonts w:ascii="Avenir Next" w:hAnsi="Avenir Next" w:cs="Avenir Next" w:eastAsia="Avenir Next"/>
+          <w:color w:val="1A1A1A"/>
           <w:sz w:val="18"/>
           <w:szCs w:val="18"/>
         </w:rPr>
-        <w:t xml:space="preserve">Step 1</w:t>
-      </w:r>
-      <w:r>
-        <w:rPr>
-          <w:rFonts w:ascii="Avenir Next" w:hAnsi="Avenir Next" w:cs="Avenir Next" w:eastAsia="Avenir Next"/>
-          <w:color w:val="1A1A1A"/>
-          <w:sz w:val="18"/>
-          <w:szCs w:val="18"/>
-        </w:rPr>
         <w:tab/>
       </w:r>
       <w:r>
         <w:rPr>
           <w:rFonts w:ascii="Avenir Next" w:hAnsi="Avenir Next" w:cs="Avenir Next" w:eastAsia="Avenir Next"/>
           <w:color w:val="1A1A1A"/>
-          <w:sz w:val="21"/>
+          <w:sz w:val="22"/>
           <w:szCs w:val="21"/>
         </w:rPr>
         <w:t xml:space="preserve">35 × 6 = </w:t>
@@ -2474,7 +2493,7 @@
         <w:tabs>
           <w:tab w:val="left" w:pos="1300"/>
         </w:tabs>
-        <w:spacing w:before="0" w:after="24" w:line="272" w:lineRule="auto"/>
+        <w:spacing w:before="0" w:after="24" w:line="256" w:lineRule="auto"/>
         <w:ind w:left="1300" w:hanging="868"/>
       </w:pPr>
       <w:r>
@@ -2482,35 +2501,35 @@
           <w:rFonts w:ascii="Avenir Next" w:hAnsi="Avenir Next" w:cs="Avenir Next" w:eastAsia="Avenir Next"/>
           <w:b/>
           <w:color w:val="003A70"/>
+          <w:sz w:val="22"/>
+          <w:szCs w:val="18"/>
+        </w:rPr>
+        <w:t xml:space="preserve">Step 2</w:t>
+      </w:r>
+      <w:r>
+        <w:rPr>
+          <w:rFonts w:ascii="Avenir Next" w:hAnsi="Avenir Next" w:cs="Avenir Next" w:eastAsia="Avenir Next"/>
+          <w:color w:val="1A1A1A"/>
           <w:sz w:val="18"/>
           <w:szCs w:val="18"/>
         </w:rPr>
-        <w:t xml:space="preserve">Step 2</w:t>
-      </w:r>
-      <w:r>
-        <w:rPr>
-          <w:rFonts w:ascii="Avenir Next" w:hAnsi="Avenir Next" w:cs="Avenir Next" w:eastAsia="Avenir Next"/>
-          <w:color w:val="1A1A1A"/>
-          <w:sz w:val="18"/>
-          <w:szCs w:val="18"/>
-        </w:rPr>
         <w:tab/>
       </w:r>
       <w:r>
         <w:rPr>
           <w:rFonts w:ascii="Avenir Next" w:hAnsi="Avenir Next" w:cs="Avenir Next" w:eastAsia="Avenir Next"/>
           <w:color w:val="1A1A1A"/>
+          <w:sz w:val="22"/>
+          <w:szCs w:val="21"/>
+        </w:rPr>
+        <w:t xml:space="preserve">3.5 has </w:t>
+      </w:r>
+      <w:r>
+        <w:rPr>
+          <w:rFonts w:ascii="Avenir Next" w:hAnsi="Avenir Next" w:cs="Avenir Next" w:eastAsia="Avenir Next"/>
+          <w:color w:val="1A1A1A"/>
           <w:sz w:val="21"/>
           <w:szCs w:val="21"/>
-        </w:rPr>
-        <w:t xml:space="preserve">3.5 has </w:t>
-      </w:r>
-      <w:r>
-        <w:rPr>
-          <w:rFonts w:ascii="Avenir Next" w:hAnsi="Avenir Next" w:cs="Avenir Next" w:eastAsia="Avenir Next"/>
-          <w:color w:val="1A1A1A"/>
-          <w:sz w:val="21"/>
-          <w:szCs w:val="21"/>
           <w:u w:val="single"/>
         </w:rPr>
         <w:t xml:space="preserve">                </w:t>
@@ -2519,7 +2538,7 @@
         <w:rPr>
           <w:rFonts w:ascii="Avenir Next" w:hAnsi="Avenir Next" w:cs="Avenir Next" w:eastAsia="Avenir Next"/>
           <w:color w:val="1A1A1A"/>
-          <w:sz w:val="21"/>
+          <w:sz w:val="22"/>
           <w:szCs w:val="21"/>
         </w:rPr>
         <w:t xml:space="preserve"> decimal place.</w:t>
@@ -2531,7 +2550,7 @@
         <w:tabs>
           <w:tab w:val="left" w:pos="1300"/>
         </w:tabs>
-        <w:spacing w:before="0" w:after="24" w:line="272" w:lineRule="auto"/>
+        <w:spacing w:before="0" w:after="24" w:line="256" w:lineRule="auto"/>
         <w:ind w:left="1300" w:hanging="868"/>
       </w:pPr>
       <w:r>
@@ -2539,25 +2558,25 @@
           <w:rFonts w:ascii="Avenir Next" w:hAnsi="Avenir Next" w:cs="Avenir Next" w:eastAsia="Avenir Next"/>
           <w:b/>
           <w:color w:val="003A70"/>
+          <w:sz w:val="22"/>
+          <w:szCs w:val="18"/>
+        </w:rPr>
+        <w:t xml:space="preserve">Step 3</w:t>
+      </w:r>
+      <w:r>
+        <w:rPr>
+          <w:rFonts w:ascii="Avenir Next" w:hAnsi="Avenir Next" w:cs="Avenir Next" w:eastAsia="Avenir Next"/>
+          <w:color w:val="1A1A1A"/>
           <w:sz w:val="18"/>
           <w:szCs w:val="18"/>
         </w:rPr>
-        <w:t xml:space="preserve">Step 3</w:t>
-      </w:r>
-      <w:r>
-        <w:rPr>
-          <w:rFonts w:ascii="Avenir Next" w:hAnsi="Avenir Next" w:cs="Avenir Next" w:eastAsia="Avenir Next"/>
-          <w:color w:val="1A1A1A"/>
-          <w:sz w:val="18"/>
-          <w:szCs w:val="18"/>
-        </w:rPr>
         <w:tab/>
       </w:r>
       <w:r>
         <w:rPr>
           <w:rFonts w:ascii="Avenir Next" w:hAnsi="Avenir Next" w:cs="Avenir Next" w:eastAsia="Avenir Next"/>
           <w:color w:val="1A1A1A"/>
-          <w:sz w:val="21"/>
+          <w:sz w:val="22"/>
           <w:szCs w:val="21"/>
         </w:rPr>
         <w:t xml:space="preserve">3.5 × 6 = </w:t>
@@ -2584,7 +2603,7 @@
         <w:tabs>
           <w:tab w:val="left" w:pos="432"/>
         </w:tabs>
-        <w:spacing w:before="90" w:after="40" w:line="268" w:lineRule="auto"/>
+        <w:spacing w:before="90" w:after="40" w:line="254" w:lineRule="auto"/>
         <w:ind w:left="432" w:hanging="432"/>
       </w:pPr>
       <w:r>
@@ -2622,7 +2641,7 @@
         <w:tabs>
           <w:tab w:val="left" w:pos="1300"/>
         </w:tabs>
-        <w:spacing w:before="0" w:after="24" w:line="272" w:lineRule="auto"/>
+        <w:spacing w:before="0" w:after="24" w:line="256" w:lineRule="auto"/>
         <w:ind w:left="1300" w:hanging="868"/>
       </w:pPr>
       <w:r>
@@ -2630,25 +2649,25 @@
           <w:rFonts w:ascii="Avenir Next" w:hAnsi="Avenir Next" w:cs="Avenir Next" w:eastAsia="Avenir Next"/>
           <w:b/>
           <w:color w:val="003A70"/>
+          <w:sz w:val="22"/>
+          <w:szCs w:val="18"/>
+        </w:rPr>
+        <w:t xml:space="preserve">Step 1</w:t>
+      </w:r>
+      <w:r>
+        <w:rPr>
+          <w:rFonts w:ascii="Avenir Next" w:hAnsi="Avenir Next" w:cs="Avenir Next" w:eastAsia="Avenir Next"/>
+          <w:color w:val="1A1A1A"/>
           <w:sz w:val="18"/>
           <w:szCs w:val="18"/>
         </w:rPr>
-        <w:t xml:space="preserve">Step 1</w:t>
-      </w:r>
-      <w:r>
-        <w:rPr>
-          <w:rFonts w:ascii="Avenir Next" w:hAnsi="Avenir Next" w:cs="Avenir Next" w:eastAsia="Avenir Next"/>
-          <w:color w:val="1A1A1A"/>
-          <w:sz w:val="18"/>
-          <w:szCs w:val="18"/>
-        </w:rPr>
         <w:tab/>
       </w:r>
       <w:r>
         <w:rPr>
           <w:rFonts w:ascii="Avenir Next" w:hAnsi="Avenir Next" w:cs="Avenir Next" w:eastAsia="Avenir Next"/>
           <w:color w:val="1A1A1A"/>
-          <w:sz w:val="21"/>
+          <w:sz w:val="22"/>
           <w:szCs w:val="21"/>
         </w:rPr>
         <w:t xml:space="preserve">125 × 4 = </w:t>
@@ -2670,7 +2689,7 @@
         <w:tabs>
           <w:tab w:val="left" w:pos="1300"/>
         </w:tabs>
-        <w:spacing w:before="0" w:after="24" w:line="272" w:lineRule="auto"/>
+        <w:spacing w:before="0" w:after="24" w:line="256" w:lineRule="auto"/>
         <w:ind w:left="1300" w:hanging="868"/>
       </w:pPr>
       <w:r>
@@ -2678,35 +2697,35 @@
           <w:rFonts w:ascii="Avenir Next" w:hAnsi="Avenir Next" w:cs="Avenir Next" w:eastAsia="Avenir Next"/>
           <w:b/>
           <w:color w:val="003A70"/>
+          <w:sz w:val="22"/>
+          <w:szCs w:val="18"/>
+        </w:rPr>
+        <w:t xml:space="preserve">Step 2</w:t>
+      </w:r>
+      <w:r>
+        <w:rPr>
+          <w:rFonts w:ascii="Avenir Next" w:hAnsi="Avenir Next" w:cs="Avenir Next" w:eastAsia="Avenir Next"/>
+          <w:color w:val="1A1A1A"/>
           <w:sz w:val="18"/>
           <w:szCs w:val="18"/>
         </w:rPr>
-        <w:t xml:space="preserve">Step 2</w:t>
-      </w:r>
-      <w:r>
-        <w:rPr>
-          <w:rFonts w:ascii="Avenir Next" w:hAnsi="Avenir Next" w:cs="Avenir Next" w:eastAsia="Avenir Next"/>
-          <w:color w:val="1A1A1A"/>
-          <w:sz w:val="18"/>
-          <w:szCs w:val="18"/>
-        </w:rPr>
         <w:tab/>
       </w:r>
       <w:r>
         <w:rPr>
           <w:rFonts w:ascii="Avenir Next" w:hAnsi="Avenir Next" w:cs="Avenir Next" w:eastAsia="Avenir Next"/>
           <w:color w:val="1A1A1A"/>
+          <w:sz w:val="22"/>
+          <w:szCs w:val="21"/>
+        </w:rPr>
+        <w:t xml:space="preserve">1.25 has </w:t>
+      </w:r>
+      <w:r>
+        <w:rPr>
+          <w:rFonts w:ascii="Avenir Next" w:hAnsi="Avenir Next" w:cs="Avenir Next" w:eastAsia="Avenir Next"/>
+          <w:color w:val="1A1A1A"/>
           <w:sz w:val="21"/>
           <w:szCs w:val="21"/>
-        </w:rPr>
-        <w:t xml:space="preserve">1.25 has </w:t>
-      </w:r>
-      <w:r>
-        <w:rPr>
-          <w:rFonts w:ascii="Avenir Next" w:hAnsi="Avenir Next" w:cs="Avenir Next" w:eastAsia="Avenir Next"/>
-          <w:color w:val="1A1A1A"/>
-          <w:sz w:val="21"/>
-          <w:szCs w:val="21"/>
           <w:u w:val="single"/>
         </w:rPr>
         <w:t xml:space="preserve">                </w:t>
@@ -2715,7 +2734,7 @@
         <w:rPr>
           <w:rFonts w:ascii="Avenir Next" w:hAnsi="Avenir Next" w:cs="Avenir Next" w:eastAsia="Avenir Next"/>
           <w:color w:val="1A1A1A"/>
-          <w:sz w:val="21"/>
+          <w:sz w:val="22"/>
           <w:szCs w:val="21"/>
         </w:rPr>
         <w:t xml:space="preserve"> decimal places.</w:t>
@@ -2727,7 +2746,7 @@
         <w:tabs>
           <w:tab w:val="left" w:pos="1300"/>
         </w:tabs>
-        <w:spacing w:before="0" w:after="24" w:line="272" w:lineRule="auto"/>
+        <w:spacing w:before="0" w:after="24" w:line="256" w:lineRule="auto"/>
         <w:ind w:left="1300" w:hanging="868"/>
       </w:pPr>
       <w:r>
@@ -2735,35 +2754,35 @@
           <w:rFonts w:ascii="Avenir Next" w:hAnsi="Avenir Next" w:cs="Avenir Next" w:eastAsia="Avenir Next"/>
           <w:b/>
           <w:color w:val="003A70"/>
+          <w:sz w:val="22"/>
+          <w:szCs w:val="18"/>
+        </w:rPr>
+        <w:t xml:space="preserve">Step 3</w:t>
+      </w:r>
+      <w:r>
+        <w:rPr>
+          <w:rFonts w:ascii="Avenir Next" w:hAnsi="Avenir Next" w:cs="Avenir Next" w:eastAsia="Avenir Next"/>
+          <w:color w:val="1A1A1A"/>
           <w:sz w:val="18"/>
           <w:szCs w:val="18"/>
         </w:rPr>
-        <w:t xml:space="preserve">Step 3</w:t>
-      </w:r>
-      <w:r>
-        <w:rPr>
-          <w:rFonts w:ascii="Avenir Next" w:hAnsi="Avenir Next" w:cs="Avenir Next" w:eastAsia="Avenir Next"/>
-          <w:color w:val="1A1A1A"/>
-          <w:sz w:val="18"/>
-          <w:szCs w:val="18"/>
-        </w:rPr>
         <w:tab/>
       </w:r>
       <w:r>
         <w:rPr>
           <w:rFonts w:ascii="Avenir Next" w:hAnsi="Avenir Next" w:cs="Avenir Next" w:eastAsia="Avenir Next"/>
           <w:color w:val="1A1A1A"/>
+          <w:sz w:val="22"/>
+          <w:szCs w:val="21"/>
+        </w:rPr>
+        <w:t xml:space="preserve">1.25 × 4 = </w:t>
+      </w:r>
+      <w:r>
+        <w:rPr>
+          <w:rFonts w:ascii="Avenir Next" w:hAnsi="Avenir Next" w:cs="Avenir Next" w:eastAsia="Avenir Next"/>
+          <w:color w:val="1A1A1A"/>
           <w:sz w:val="21"/>
           <w:szCs w:val="21"/>
-        </w:rPr>
-        <w:t xml:space="preserve">1.25 × 4 = </w:t>
-      </w:r>
-      <w:r>
-        <w:rPr>
-          <w:rFonts w:ascii="Avenir Next" w:hAnsi="Avenir Next" w:cs="Avenir Next" w:eastAsia="Avenir Next"/>
-          <w:color w:val="1A1A1A"/>
-          <w:sz w:val="21"/>
-          <w:szCs w:val="21"/>
           <w:u w:val="single"/>
         </w:rPr>
         <w:t xml:space="preserve">                </w:t>
@@ -2776,6 +2795,7 @@
     </w:p>
     <w:p>
       <w:pPr>
+        <w:pStyle w:val="Heading2"/>
         <w:keepNext/>
         <w:pBdr>
           <w:bottom w:val="single" w:sz="8" w:space="3" w:color="003A70"/>
@@ -2791,7 +2811,7 @@
           <w:b/>
           <w:color w:val="003A70"/>
           <w:spacing w:val="14"/>
-          <w:sz w:val="19"/>
+          <w:sz w:val="22"/>
           <w:szCs w:val="19"/>
         </w:rPr>
         <w:t xml:space="preserve">YOUR TURN</w:t>
@@ -2810,7 +2830,7 @@
           <w:rFonts w:ascii="Avenir Next" w:hAnsi="Avenir Next" w:cs="Avenir Next" w:eastAsia="Avenir Next"/>
           <w:i/>
           <w:color w:val="5A5F66"/>
-          <w:sz w:val="17"/>
+          <w:sz w:val="22"/>
           <w:szCs w:val="17"/>
         </w:rPr>
         <w:t xml:space="preserve">use the steps on your own</w:t>
@@ -2860,7 +2880,7 @@
               <w:tabs>
                 <w:tab w:val="left" w:pos="432"/>
               </w:tabs>
-              <w:spacing w:before="90" w:after="40" w:line="268" w:lineRule="auto"/>
+              <w:spacing w:before="90" w:after="40" w:line="254" w:lineRule="auto"/>
               <w:ind w:left="432" w:hanging="432"/>
             </w:pPr>
             <w:r>
@@ -2934,7 +2954,7 @@
                     <w:tabs>
                       <w:tab w:val="left" w:pos="340"/>
                     </w:tabs>
-                    <w:spacing w:before="0" w:after="0" w:line="276" w:lineRule="auto"/>
+                    <w:spacing w:before="0" w:after="0" w:line="258" w:lineRule="auto"/>
                     <w:ind w:left="340" w:hanging="340"/>
                   </w:pPr>
                   <w:r>
@@ -2982,7 +3002,7 @@
                       <w:szCs w:val="22"/>
                       <w:u w:val="single"/>
                     </w:rPr>
-                    <w:t xml:space="preserve">        </w:t>
+                    <w:t xml:space="preserve">            </w:t>
                   </w:r>
                 </w:p>
               </w:tc>
@@ -2996,7 +3016,7 @@
                     <w:tabs>
                       <w:tab w:val="left" w:pos="340"/>
                     </w:tabs>
-                    <w:spacing w:before="0" w:after="0" w:line="276" w:lineRule="auto"/>
+                    <w:spacing w:before="0" w:after="0" w:line="258" w:lineRule="auto"/>
                     <w:ind w:left="340" w:hanging="340"/>
                   </w:pPr>
                   <w:r>
@@ -3044,7 +3064,7 @@
                       <w:szCs w:val="22"/>
                       <w:u w:val="single"/>
                     </w:rPr>
-                    <w:t xml:space="preserve">        </w:t>
+                    <w:t xml:space="preserve">            </w:t>
                   </w:r>
                 </w:p>
               </w:tc>
@@ -3058,7 +3078,7 @@
                     <w:tabs>
                       <w:tab w:val="left" w:pos="340"/>
                     </w:tabs>
-                    <w:spacing w:before="0" w:after="0" w:line="276" w:lineRule="auto"/>
+                    <w:spacing w:before="0" w:after="0" w:line="258" w:lineRule="auto"/>
                     <w:ind w:left="340" w:hanging="340"/>
                   </w:pPr>
                   <w:r>
@@ -3106,7 +3126,7 @@
                       <w:szCs w:val="22"/>
                       <w:u w:val="single"/>
                     </w:rPr>
-                    <w:t xml:space="preserve">        </w:t>
+                    <w:t xml:space="preserve">            </w:t>
                   </w:r>
                 </w:p>
               </w:tc>
@@ -3126,7 +3146,7 @@
                     <w:tabs>
                       <w:tab w:val="left" w:pos="340"/>
                     </w:tabs>
-                    <w:spacing w:before="0" w:after="0" w:line="276" w:lineRule="auto"/>
+                    <w:spacing w:before="0" w:after="0" w:line="258" w:lineRule="auto"/>
                     <w:ind w:left="340" w:hanging="340"/>
                   </w:pPr>
                   <w:r>
@@ -3174,7 +3194,7 @@
                       <w:szCs w:val="22"/>
                       <w:u w:val="single"/>
                     </w:rPr>
-                    <w:t xml:space="preserve">        </w:t>
+                    <w:t xml:space="preserve">            </w:t>
                   </w:r>
                 </w:p>
               </w:tc>
@@ -3188,7 +3208,7 @@
                     <w:tabs>
                       <w:tab w:val="left" w:pos="340"/>
                     </w:tabs>
-                    <w:spacing w:before="0" w:after="0" w:line="276" w:lineRule="auto"/>
+                    <w:spacing w:before="0" w:after="0" w:line="258" w:lineRule="auto"/>
                     <w:ind w:left="340" w:hanging="340"/>
                   </w:pPr>
                   <w:r>
@@ -3236,7 +3256,7 @@
                       <w:szCs w:val="22"/>
                       <w:u w:val="single"/>
                     </w:rPr>
-                    <w:t xml:space="preserve">        </w:t>
+                    <w:t xml:space="preserve">            </w:t>
                   </w:r>
                 </w:p>
               </w:tc>
@@ -3250,7 +3270,7 @@
                     <w:tabs>
                       <w:tab w:val="left" w:pos="340"/>
                     </w:tabs>
-                    <w:spacing w:before="0" w:after="0" w:line="276" w:lineRule="auto"/>
+                    <w:spacing w:before="0" w:after="0" w:line="258" w:lineRule="auto"/>
                     <w:ind w:left="340" w:hanging="340"/>
                   </w:pPr>
                   <w:r>
@@ -3298,7 +3318,7 @@
                       <w:szCs w:val="22"/>
                       <w:u w:val="single"/>
                     </w:rPr>
-                    <w:t xml:space="preserve">        </w:t>
+                    <w:t xml:space="preserve">            </w:t>
                   </w:r>
                 </w:p>
               </w:tc>
@@ -3319,6 +3339,7 @@
     </w:p>
     <w:p>
       <w:pPr>
+        <w:pStyle w:val="Heading2"/>
         <w:keepNext/>
         <w:pBdr>
           <w:bottom w:val="single" w:sz="8" w:space="3" w:color="003A70"/>
@@ -3334,7 +3355,7 @@
           <w:b/>
           <w:color w:val="003A70"/>
           <w:spacing w:val="14"/>
-          <w:sz w:val="19"/>
+          <w:sz w:val="22"/>
           <w:szCs w:val="19"/>
         </w:rPr>
         <w:t xml:space="preserve">READY CHECK</w:t>
@@ -3353,7 +3374,7 @@
           <w:rFonts w:ascii="Avenir Next" w:hAnsi="Avenir Next" w:cs="Avenir Next" w:eastAsia="Avenir Next"/>
           <w:i/>
           <w:color w:val="5A5F66"/>
-          <w:sz w:val="17"/>
+          <w:sz w:val="22"/>
           <w:szCs w:val="17"/>
         </w:rPr>
         <w:t xml:space="preserve">a problem like the one in today’s lesson</w:t>
@@ -3403,7 +3424,7 @@
               <w:tabs>
                 <w:tab w:val="left" w:pos="432"/>
               </w:tabs>
-              <w:spacing w:before="90" w:after="40" w:line="268" w:lineRule="auto"/>
+              <w:spacing w:before="90" w:after="40" w:line="254" w:lineRule="auto"/>
               <w:ind w:left="432" w:hanging="432"/>
             </w:pPr>
             <w:r>
@@ -3477,7 +3498,7 @@
                     <w:tabs>
                       <w:tab w:val="left" w:pos="340"/>
                     </w:tabs>
-                    <w:spacing w:before="0" w:after="0" w:line="264" w:lineRule="auto"/>
+                    <w:spacing w:before="0" w:after="0" w:line="252" w:lineRule="auto"/>
                     <w:ind w:left="340" w:hanging="340"/>
                   </w:pPr>
                   <w:r>
@@ -3485,25 +3506,25 @@
                       <w:rFonts w:ascii="Avenir Next" w:hAnsi="Avenir Next" w:cs="Avenir Next" w:eastAsia="Avenir Next"/>
                       <w:b/>
                       <w:color w:val="003A70"/>
+                      <w:sz w:val="22"/>
+                      <w:szCs w:val="21"/>
+                    </w:rPr>
+                    <w:t xml:space="preserve">A</w:t>
+                  </w:r>
+                  <w:r>
+                    <w:rPr>
+                      <w:rFonts w:ascii="Avenir Next" w:hAnsi="Avenir Next" w:cs="Avenir Next" w:eastAsia="Avenir Next"/>
+                      <w:color w:val="1A1A1A"/>
                       <w:sz w:val="21"/>
                       <w:szCs w:val="21"/>
                     </w:rPr>
-                    <w:t xml:space="preserve">A</w:t>
-                  </w:r>
-                  <w:r>
-                    <w:rPr>
-                      <w:rFonts w:ascii="Avenir Next" w:hAnsi="Avenir Next" w:cs="Avenir Next" w:eastAsia="Avenir Next"/>
-                      <w:color w:val="1A1A1A"/>
-                      <w:sz w:val="21"/>
-                      <w:szCs w:val="21"/>
-                    </w:rPr>
                     <w:tab/>
                   </w:r>
                   <w:r>
                     <w:rPr>
                       <w:rFonts w:ascii="Avenir Next" w:hAnsi="Avenir Next" w:cs="Avenir Next" w:eastAsia="Avenir Next"/>
                       <w:color w:val="1A1A1A"/>
-                      <w:sz w:val="21"/>
+                      <w:sz w:val="22"/>
                       <w:szCs w:val="21"/>
                     </w:rPr>
                     <w:t xml:space="preserve">12.4 × 6 = 74.4</w:t>
@@ -3520,7 +3541,7 @@
                     <w:tabs>
                       <w:tab w:val="left" w:pos="340"/>
                     </w:tabs>
-                    <w:spacing w:before="0" w:after="0" w:line="264" w:lineRule="auto"/>
+                    <w:spacing w:before="0" w:after="0" w:line="252" w:lineRule="auto"/>
                     <w:ind w:left="340" w:hanging="340"/>
                   </w:pPr>
                   <w:r>
@@ -3528,25 +3549,25 @@
                       <w:rFonts w:ascii="Avenir Next" w:hAnsi="Avenir Next" w:cs="Avenir Next" w:eastAsia="Avenir Next"/>
                       <w:b/>
                       <w:color w:val="003A70"/>
+                      <w:sz w:val="22"/>
+                      <w:szCs w:val="21"/>
+                    </w:rPr>
+                    <w:t xml:space="preserve">B</w:t>
+                  </w:r>
+                  <w:r>
+                    <w:rPr>
+                      <w:rFonts w:ascii="Avenir Next" w:hAnsi="Avenir Next" w:cs="Avenir Next" w:eastAsia="Avenir Next"/>
+                      <w:color w:val="1A1A1A"/>
                       <w:sz w:val="21"/>
                       <w:szCs w:val="21"/>
                     </w:rPr>
-                    <w:t xml:space="preserve">B</w:t>
-                  </w:r>
-                  <w:r>
-                    <w:rPr>
-                      <w:rFonts w:ascii="Avenir Next" w:hAnsi="Avenir Next" w:cs="Avenir Next" w:eastAsia="Avenir Next"/>
-                      <w:color w:val="1A1A1A"/>
-                      <w:sz w:val="21"/>
-                      <w:szCs w:val="21"/>
-                    </w:rPr>
                     <w:tab/>
                   </w:r>
                   <w:r>
                     <w:rPr>
                       <w:rFonts w:ascii="Avenir Next" w:hAnsi="Avenir Next" w:cs="Avenir Next" w:eastAsia="Avenir Next"/>
                       <w:color w:val="1A1A1A"/>
-                      <w:sz w:val="21"/>
+                      <w:sz w:val="22"/>
                       <w:szCs w:val="21"/>
                     </w:rPr>
                     <w:t xml:space="preserve">12.4 × 74.4 = 6</w:t>
@@ -3563,7 +3584,7 @@
                     <w:tabs>
                       <w:tab w:val="left" w:pos="340"/>
                     </w:tabs>
-                    <w:spacing w:before="0" w:after="0" w:line="264" w:lineRule="auto"/>
+                    <w:spacing w:before="0" w:after="0" w:line="252" w:lineRule="auto"/>
                     <w:ind w:left="340" w:hanging="340"/>
                   </w:pPr>
                   <w:r>
@@ -3571,25 +3592,25 @@
                       <w:rFonts w:ascii="Avenir Next" w:hAnsi="Avenir Next" w:cs="Avenir Next" w:eastAsia="Avenir Next"/>
                       <w:b/>
                       <w:color w:val="003A70"/>
+                      <w:sz w:val="22"/>
+                      <w:szCs w:val="21"/>
+                    </w:rPr>
+                    <w:t xml:space="preserve">C</w:t>
+                  </w:r>
+                  <w:r>
+                    <w:rPr>
+                      <w:rFonts w:ascii="Avenir Next" w:hAnsi="Avenir Next" w:cs="Avenir Next" w:eastAsia="Avenir Next"/>
+                      <w:color w:val="1A1A1A"/>
                       <w:sz w:val="21"/>
                       <w:szCs w:val="21"/>
                     </w:rPr>
-                    <w:t xml:space="preserve">C</w:t>
-                  </w:r>
-                  <w:r>
-                    <w:rPr>
-                      <w:rFonts w:ascii="Avenir Next" w:hAnsi="Avenir Next" w:cs="Avenir Next" w:eastAsia="Avenir Next"/>
-                      <w:color w:val="1A1A1A"/>
-                      <w:sz w:val="21"/>
-                      <w:szCs w:val="21"/>
-                    </w:rPr>
                     <w:tab/>
                   </w:r>
                   <w:r>
                     <w:rPr>
                       <w:rFonts w:ascii="Avenir Next" w:hAnsi="Avenir Next" w:cs="Avenir Next" w:eastAsia="Avenir Next"/>
                       <w:color w:val="1A1A1A"/>
-                      <w:sz w:val="21"/>
+                      <w:sz w:val="22"/>
                       <w:szCs w:val="21"/>
                     </w:rPr>
                     <w:t xml:space="preserve">6 × 74.4 = 12.4</w:t>
@@ -3606,7 +3627,7 @@
                     <w:tabs>
                       <w:tab w:val="left" w:pos="340"/>
                     </w:tabs>
-                    <w:spacing w:before="0" w:after="0" w:line="264" w:lineRule="auto"/>
+                    <w:spacing w:before="0" w:after="0" w:line="252" w:lineRule="auto"/>
                     <w:ind w:left="340" w:hanging="340"/>
                   </w:pPr>
                   <w:r>
@@ -3614,25 +3635,25 @@
                       <w:rFonts w:ascii="Avenir Next" w:hAnsi="Avenir Next" w:cs="Avenir Next" w:eastAsia="Avenir Next"/>
                       <w:b/>
                       <w:color w:val="003A70"/>
+                      <w:sz w:val="22"/>
+                      <w:szCs w:val="21"/>
+                    </w:rPr>
+                    <w:t xml:space="preserve">D</w:t>
+                  </w:r>
+                  <w:r>
+                    <w:rPr>
+                      <w:rFonts w:ascii="Avenir Next" w:hAnsi="Avenir Next" w:cs="Avenir Next" w:eastAsia="Avenir Next"/>
+                      <w:color w:val="1A1A1A"/>
                       <w:sz w:val="21"/>
                       <w:szCs w:val="21"/>
                     </w:rPr>
-                    <w:t xml:space="preserve">D</w:t>
-                  </w:r>
-                  <w:r>
-                    <w:rPr>
-                      <w:rFonts w:ascii="Avenir Next" w:hAnsi="Avenir Next" w:cs="Avenir Next" w:eastAsia="Avenir Next"/>
-                      <w:color w:val="1A1A1A"/>
-                      <w:sz w:val="21"/>
-                      <w:szCs w:val="21"/>
-                    </w:rPr>
                     <w:tab/>
                   </w:r>
                   <w:r>
                     <w:rPr>
                       <w:rFonts w:ascii="Avenir Next" w:hAnsi="Avenir Next" w:cs="Avenir Next" w:eastAsia="Avenir Next"/>
                       <w:color w:val="1A1A1A"/>
-                      <w:sz w:val="21"/>
+                      <w:sz w:val="22"/>
                       <w:szCs w:val="21"/>
                     </w:rPr>
                     <w:t xml:space="preserve">12.4 + 6 = 74.4</w:t>
@@ -3681,19 +3702,42 @@
         <w:tblLook w:val="0000" w:firstRow="0" w:lastRow="0" w:firstColumn="0" w:lastColumn="0" w:noHBand="1" w:noVBand="1"/>
       </w:tblPr>
       <w:tblGrid>
-        <w:gridCol w:w="2000"/>
-        <w:gridCol w:w="2300"/>
-        <w:gridCol w:w="2100"/>
-        <w:gridCol w:w="3104"/>
+        <w:gridCol w:w="1750"/>
+        <w:gridCol w:w="2500"/>
+        <w:gridCol w:w="2200"/>
+        <w:gridCol w:w="3054"/>
       </w:tblGrid>
       <w:tr>
         <w:trPr>
           <w:cantSplit/>
-          <w:trHeight w:val="320" w:hRule="atLeast"/>
+          <w:trHeight w:val="300" w:hRule="atLeast"/>
         </w:trPr>
         <w:tc>
           <w:tcPr>
-            <w:tcW w:w="2000" w:type="dxa"/>
+            <w:tcW w:w="1750" w:type="dxa"/>
+            <w:vAlign w:val="center"/>
+          </w:tcPr>
+          <w:p>
+            <w:pPr>
+              <w:pStyle w:val="Heading2"/>
+              <w:spacing w:before="0" w:after="0" w:line="240" w:lineRule="auto"/>
+            </w:pPr>
+            <w:r>
+              <w:rPr>
+                <w:rFonts w:ascii="Avenir Next" w:hAnsi="Avenir Next" w:cs="Avenir Next" w:eastAsia="Avenir Next"/>
+                <w:b/>
+                <w:color w:val="003A70"/>
+                <w:spacing w:val="12"/>
+                <w:sz w:val="15"/>
+                <w:szCs w:val="15"/>
+              </w:rPr>
+              <w:t xml:space="preserve">CHECK YOURSELF</w:t>
+            </w:r>
+          </w:p>
+        </w:tc>
+        <w:tc>
+          <w:tcPr>
+            <w:tcW w:w="2500" w:type="dxa"/>
             <w:vAlign w:val="center"/>
           </w:tcPr>
           <w:p>
@@ -3702,20 +3746,27 @@
             </w:pPr>
             <w:r>
               <w:rPr>
-                <w:rFonts w:ascii="Avenir Next" w:hAnsi="Avenir Next" w:cs="Avenir Next" w:eastAsia="Avenir Next"/>
-                <w:b/>
-                <w:color w:val="003A70"/>
-                <w:spacing w:val="12"/>
-                <w:sz w:val="15"/>
-                <w:szCs w:val="15"/>
-              </w:rPr>
-              <w:t xml:space="preserve">CHECK YOURSELF</w:t>
+                <w:rFonts w:ascii="Arial" w:hAnsi="Arial" w:cs="Arial" w:eastAsia="Arial"/>
+                <w:color w:val="1A1A1A"/>
+                <w:sz w:val="20"/>
+                <w:szCs w:val="20"/>
+              </w:rPr>
+              <w:t xml:space="preserve">□</w:t>
+            </w:r>
+            <w:r>
+              <w:rPr>
+                <w:rFonts w:ascii="Avenir Next" w:hAnsi="Avenir Next" w:cs="Avenir Next" w:eastAsia="Avenir Next"/>
+                <w:color w:val="1A1A1A"/>
+                <w:sz w:val="17"/>
+                <w:szCs w:val="17"/>
+              </w:rPr>
+              <w:t xml:space="preserve">  I can do this on my own</w:t>
             </w:r>
           </w:p>
         </w:tc>
         <w:tc>
           <w:tcPr>
-            <w:tcW w:w="2300" w:type="dxa"/>
+            <w:tcW w:w="2200" w:type="dxa"/>
             <w:vAlign w:val="center"/>
           </w:tcPr>
           <w:p>
@@ -3726,8 +3777,8 @@
               <w:rPr>
                 <w:rFonts w:ascii="Arial" w:hAnsi="Arial" w:cs="Arial" w:eastAsia="Arial"/>
                 <w:color w:val="1A1A1A"/>
-                <w:sz w:val="24"/>
-                <w:szCs w:val="24"/>
+                <w:sz w:val="20"/>
+                <w:szCs w:val="20"/>
               </w:rPr>
               <w:t xml:space="preserve">□</w:t>
             </w:r>
@@ -3738,13 +3789,13 @@
                 <w:sz w:val="17"/>
                 <w:szCs w:val="17"/>
               </w:rPr>
-              <w:t xml:space="preserve">  I can do this on my own</w:t>
+              <w:t xml:space="preserve">  I need a little help</w:t>
             </w:r>
           </w:p>
         </w:tc>
         <w:tc>
           <w:tcPr>
-            <w:tcW w:w="2100" w:type="dxa"/>
+            <w:tcW w:w="3054" w:type="dxa"/>
             <w:vAlign w:val="center"/>
           </w:tcPr>
           <w:p>
@@ -3755,37 +3806,8 @@
               <w:rPr>
                 <w:rFonts w:ascii="Arial" w:hAnsi="Arial" w:cs="Arial" w:eastAsia="Arial"/>
                 <w:color w:val="1A1A1A"/>
-                <w:sz w:val="24"/>
-                <w:szCs w:val="24"/>
-              </w:rPr>
-              <w:t xml:space="preserve">□</w:t>
-            </w:r>
-            <w:r>
-              <w:rPr>
-                <w:rFonts w:ascii="Avenir Next" w:hAnsi="Avenir Next" w:cs="Avenir Next" w:eastAsia="Avenir Next"/>
-                <w:color w:val="1A1A1A"/>
-                <w:sz w:val="17"/>
-                <w:szCs w:val="17"/>
-              </w:rPr>
-              <w:t xml:space="preserve">  I need a little help</w:t>
-            </w:r>
-          </w:p>
-        </w:tc>
-        <w:tc>
-          <w:tcPr>
-            <w:tcW w:w="3104" w:type="dxa"/>
-            <w:vAlign w:val="center"/>
-          </w:tcPr>
-          <w:p>
-            <w:pPr>
-              <w:spacing w:before="0" w:after="0" w:line="240" w:lineRule="auto"/>
-            </w:pPr>
-            <w:r>
-              <w:rPr>
-                <w:rFonts w:ascii="Arial" w:hAnsi="Arial" w:cs="Arial" w:eastAsia="Arial"/>
-                <w:color w:val="1A1A1A"/>
-                <w:sz w:val="24"/>
-                <w:szCs w:val="24"/>
+                <w:sz w:val="20"/>
+                <w:szCs w:val="20"/>
               </w:rPr>
               <w:t xml:space="preserve">□</w:t>
             </w:r>
@@ -3820,7 +3842,7 @@
     <w:sectPr>
       <w:footerReference w:type="default" r:id="rIdFooter1"/>
       <w:pgSz w:w="12240" w:h="15840"/>
-      <w:pgMar w:top="893" w:right="1224" w:bottom="835" w:left="1512" w:header="432" w:footer="432" w:gutter="0"/>
+      <w:pgMar w:top="780" w:right="1224" w:bottom="760" w:left="1512" w:header="432" w:footer="432" w:gutter="0"/>
       <w:cols w:space="720"/>
     </w:sectPr>
   </w:body>
@@ -3900,7 +3922,106 @@
               <w:sz w:val="15"/>
               <w:szCs w:val="15"/>
             </w:rPr>
-            <w:t xml:space="preserve">Lesson 2-7  ·  Session 1  ·  Prerequisite Practice B</w:t>
+            <w:t xml:space="preserve">2-7 · Page </w:t>
+          </w:r>
+          <w:r>
+            <w:rPr>
+              <w:rFonts w:ascii="Avenir Next" w:hAnsi="Avenir Next" w:cs="Avenir Next" w:eastAsia="Avenir Next"/>
+              <w:color w:val="5A5F66"/>
+              <w:sz w:val="15"/>
+              <w:szCs w:val="15"/>
+            </w:rPr>
+            <w:fldChar w:fldCharType="begin"/>
+          </w:r>
+          <w:r>
+            <w:rPr>
+              <w:rFonts w:ascii="Avenir Next" w:hAnsi="Avenir Next" w:cs="Avenir Next" w:eastAsia="Avenir Next"/>
+              <w:color w:val="5A5F66"/>
+              <w:sz w:val="15"/>
+              <w:szCs w:val="15"/>
+            </w:rPr>
+            <w:instrText xml:space="preserve"> PAGE </w:instrText>
+          </w:r>
+          <w:r>
+            <w:rPr>
+              <w:rFonts w:ascii="Avenir Next" w:hAnsi="Avenir Next" w:cs="Avenir Next" w:eastAsia="Avenir Next"/>
+              <w:color w:val="5A5F66"/>
+              <w:sz w:val="15"/>
+              <w:szCs w:val="15"/>
+            </w:rPr>
+            <w:fldChar w:fldCharType="separate"/>
+          </w:r>
+          <w:r>
+            <w:rPr>
+              <w:rFonts w:ascii="Avenir Next" w:hAnsi="Avenir Next" w:cs="Avenir Next" w:eastAsia="Avenir Next"/>
+              <w:color w:val="5A5F66"/>
+              <w:sz w:val="15"/>
+              <w:szCs w:val="15"/>
+            </w:rPr>
+            <w:t xml:space="preserve">1</w:t>
+          </w:r>
+          <w:r>
+            <w:rPr>
+              <w:rFonts w:ascii="Avenir Next" w:hAnsi="Avenir Next" w:cs="Avenir Next" w:eastAsia="Avenir Next"/>
+              <w:color w:val="5A5F66"/>
+              <w:sz w:val="15"/>
+              <w:szCs w:val="15"/>
+            </w:rPr>
+            <w:fldChar w:fldCharType="end"/>
+          </w:r>
+          <w:r>
+            <w:rPr>
+              <w:rFonts w:ascii="Avenir Next" w:hAnsi="Avenir Next" w:cs="Avenir Next" w:eastAsia="Avenir Next"/>
+              <w:color w:val="5A5F66"/>
+              <w:sz w:val="15"/>
+              <w:szCs w:val="15"/>
+            </w:rPr>
+            <w:t xml:space="preserve"> of </w:t>
+          </w:r>
+          <w:r>
+            <w:rPr>
+              <w:rFonts w:ascii="Avenir Next" w:hAnsi="Avenir Next" w:cs="Avenir Next" w:eastAsia="Avenir Next"/>
+              <w:color w:val="5A5F66"/>
+              <w:sz w:val="15"/>
+              <w:szCs w:val="15"/>
+            </w:rPr>
+            <w:fldChar w:fldCharType="begin"/>
+          </w:r>
+          <w:r>
+            <w:rPr>
+              <w:rFonts w:ascii="Avenir Next" w:hAnsi="Avenir Next" w:cs="Avenir Next" w:eastAsia="Avenir Next"/>
+              <w:color w:val="5A5F66"/>
+              <w:sz w:val="15"/>
+              <w:szCs w:val="15"/>
+            </w:rPr>
+            <w:instrText xml:space="preserve"> NUMPAGES </w:instrText>
+          </w:r>
+          <w:r>
+            <w:rPr>
+              <w:rFonts w:ascii="Avenir Next" w:hAnsi="Avenir Next" w:cs="Avenir Next" w:eastAsia="Avenir Next"/>
+              <w:color w:val="5A5F66"/>
+              <w:sz w:val="15"/>
+              <w:szCs w:val="15"/>
+            </w:rPr>
+            <w:fldChar w:fldCharType="separate"/>
+          </w:r>
+          <w:r>
+            <w:rPr>
+              <w:rFonts w:ascii="Avenir Next" w:hAnsi="Avenir Next" w:cs="Avenir Next" w:eastAsia="Avenir Next"/>
+              <w:color w:val="5A5F66"/>
+              <w:sz w:val="15"/>
+              <w:szCs w:val="15"/>
+            </w:rPr>
+            <w:t xml:space="preserve">1</w:t>
+          </w:r>
+          <w:r>
+            <w:rPr>
+              <w:rFonts w:ascii="Avenir Next" w:hAnsi="Avenir Next" w:cs="Avenir Next" w:eastAsia="Avenir Next"/>
+              <w:color w:val="5A5F66"/>
+              <w:sz w:val="15"/>
+              <w:szCs w:val="15"/>
+            </w:rPr>
+            <w:fldChar w:fldCharType="end"/>
           </w:r>
         </w:p>
       </w:tc>
@@ -3943,5 +4064,23 @@
       </w:tblCellMar>
     </w:tblPr>
   </w:style>
+  <w:style w:type="paragraph" w:styleId="Heading1">
+    <w:name w:val="heading 1"/>
+    <w:basedOn w:val="Normal"/>
+    <w:pPr>
+      <w:outlineLvl w:val="0"/>
+      <w:keepNext w:val="0"/>
+      <w:keepLines w:val="0"/>
+    </w:pPr>
+  </w:style>
+  <w:style w:type="paragraph" w:styleId="Heading2">
+    <w:name w:val="heading 2"/>
+    <w:basedOn w:val="Normal"/>
+    <w:pPr>
+      <w:outlineLvl w:val="1"/>
+      <w:keepNext w:val="0"/>
+      <w:keepLines w:val="0"/>
+    </w:pPr>
+  </w:style>
 </w:styles>
 </file>